--- a/Cipher Breach Documentation.docx
+++ b/Cipher Breach Documentation.docx
@@ -371,11 +371,6 @@
     </w:p>
     <w:p>
       <w:pPr>
-        <w:spacing w:after="0"/>
-      </w:pPr>
-    </w:p>
-    <w:p>
-      <w:pPr>
         <w:pStyle w:val="Heading1"/>
         <w:spacing w:before="80" w:after="100"/>
         <w:rPr>
@@ -386,6 +381,7 @@
         <w:rPr>
           <w:color w:val="auto"/>
         </w:rPr>
+        <w:lastRenderedPageBreak/>
         <w:t>1. Project Overview</w:t>
       </w:r>
     </w:p>
@@ -1053,7 +1049,6 @@
         <w:rPr>
           <w:color w:val="auto"/>
         </w:rPr>
-        <w:lastRenderedPageBreak/>
         <w:t>QR code for opening the deployed game.</w:t>
       </w:r>
     </w:p>
@@ -1069,6 +1064,7 @@
         <w:rPr>
           <w:color w:val="auto"/>
         </w:rPr>
+        <w:lastRenderedPageBreak/>
         <w:t>2. Design Philosophy</w:t>
       </w:r>
     </w:p>

--- a/Cipher Breach Documentation.docx
+++ b/Cipher Breach Documentation.docx
@@ -6,9 +6,13 @@
       <w:pPr>
         <w:spacing w:after="120"/>
         <w:jc w:val="center"/>
+        <w:rPr>
+          <w:rFonts w:asciiTheme="minorHAnsi" w:hAnsiTheme="minorHAnsi"/>
+        </w:rPr>
       </w:pPr>
       <w:r>
         <w:rPr>
+          <w:rFonts w:asciiTheme="minorHAnsi" w:hAnsiTheme="minorHAnsi"/>
           <w:noProof/>
         </w:rPr>
         <w:drawing>
@@ -52,10 +56,13 @@
       <w:pPr>
         <w:spacing w:after="0"/>
         <w:jc w:val="center"/>
+        <w:rPr>
+          <w:rFonts w:asciiTheme="minorHAnsi" w:hAnsiTheme="minorHAnsi"/>
+        </w:rPr>
       </w:pPr>
       <w:r>
         <w:rPr>
-          <w:rFonts w:ascii="Times New Roman" w:eastAsia="Times New Roman" w:hAnsi="Times New Roman"/>
+          <w:rFonts w:asciiTheme="minorHAnsi" w:eastAsia="Times New Roman" w:hAnsiTheme="minorHAnsi"/>
           <w:b/>
           <w:sz w:val="30"/>
         </w:rPr>
@@ -66,10 +73,13 @@
       <w:pPr>
         <w:spacing w:after="0"/>
         <w:jc w:val="center"/>
+        <w:rPr>
+          <w:rFonts w:asciiTheme="minorHAnsi" w:hAnsiTheme="minorHAnsi"/>
+        </w:rPr>
       </w:pPr>
       <w:r>
         <w:rPr>
-          <w:rFonts w:ascii="Times New Roman" w:eastAsia="Times New Roman" w:hAnsi="Times New Roman"/>
+          <w:rFonts w:asciiTheme="minorHAnsi" w:eastAsia="Times New Roman" w:hAnsiTheme="minorHAnsi"/>
           <w:b/>
           <w:sz w:val="30"/>
         </w:rPr>
@@ -80,10 +90,13 @@
       <w:pPr>
         <w:spacing w:after="0"/>
         <w:jc w:val="center"/>
+        <w:rPr>
+          <w:rFonts w:asciiTheme="minorHAnsi" w:hAnsiTheme="minorHAnsi"/>
+        </w:rPr>
       </w:pPr>
       <w:r>
         <w:rPr>
-          <w:rFonts w:ascii="Times New Roman" w:eastAsia="Times New Roman" w:hAnsi="Times New Roman"/>
+          <w:rFonts w:asciiTheme="minorHAnsi" w:eastAsia="Times New Roman" w:hAnsiTheme="minorHAnsi"/>
           <w:b/>
           <w:sz w:val="30"/>
         </w:rPr>
@@ -94,10 +107,13 @@
       <w:pPr>
         <w:spacing w:after="0"/>
         <w:jc w:val="center"/>
+        <w:rPr>
+          <w:rFonts w:asciiTheme="minorHAnsi" w:hAnsiTheme="minorHAnsi"/>
+        </w:rPr>
       </w:pPr>
       <w:r>
         <w:rPr>
-          <w:rFonts w:ascii="Times New Roman" w:eastAsia="Times New Roman" w:hAnsi="Times New Roman"/>
+          <w:rFonts w:asciiTheme="minorHAnsi" w:eastAsia="Times New Roman" w:hAnsiTheme="minorHAnsi"/>
           <w:b/>
           <w:sz w:val="30"/>
         </w:rPr>
@@ -107,15 +123,21 @@
     <w:p>
       <w:pPr>
         <w:jc w:val="center"/>
+        <w:rPr>
+          <w:rFonts w:asciiTheme="minorHAnsi" w:hAnsiTheme="minorHAnsi"/>
+        </w:rPr>
       </w:pPr>
     </w:p>
     <w:p>
       <w:pPr>
         <w:jc w:val="center"/>
+        <w:rPr>
+          <w:rFonts w:asciiTheme="minorHAnsi" w:hAnsiTheme="minorHAnsi"/>
+        </w:rPr>
       </w:pPr>
       <w:r>
         <w:rPr>
-          <w:rFonts w:ascii="Times New Roman" w:eastAsia="Times New Roman" w:hAnsi="Times New Roman"/>
+          <w:rFonts w:asciiTheme="minorHAnsi" w:eastAsia="Times New Roman" w:hAnsiTheme="minorHAnsi"/>
           <w:b/>
           <w:sz w:val="48"/>
         </w:rPr>
@@ -126,10 +148,13 @@
       <w:pPr>
         <w:spacing w:after="40"/>
         <w:jc w:val="center"/>
+        <w:rPr>
+          <w:rFonts w:asciiTheme="minorHAnsi" w:hAnsiTheme="minorHAnsi"/>
+        </w:rPr>
       </w:pPr>
       <w:r>
         <w:rPr>
-          <w:rFonts w:ascii="Times New Roman" w:eastAsia="Times New Roman" w:hAnsi="Times New Roman"/>
+          <w:rFonts w:asciiTheme="minorHAnsi" w:eastAsia="Times New Roman" w:hAnsiTheme="minorHAnsi"/>
           <w:b/>
           <w:sz w:val="60"/>
         </w:rPr>
@@ -139,10 +164,13 @@
     <w:p>
       <w:pPr>
         <w:jc w:val="center"/>
+        <w:rPr>
+          <w:rFonts w:asciiTheme="minorHAnsi" w:hAnsiTheme="minorHAnsi"/>
+        </w:rPr>
       </w:pPr>
       <w:r>
         <w:rPr>
-          <w:rFonts w:ascii="Times New Roman" w:eastAsia="Times New Roman" w:hAnsi="Times New Roman"/>
+          <w:rFonts w:asciiTheme="minorHAnsi" w:eastAsia="Times New Roman" w:hAnsiTheme="minorHAnsi"/>
           <w:sz w:val="30"/>
         </w:rPr>
         <w:t>A 3D Cryptography Game</w:t>
@@ -152,10 +180,13 @@
       <w:pPr>
         <w:spacing w:after="80"/>
         <w:jc w:val="center"/>
+        <w:rPr>
+          <w:rFonts w:asciiTheme="minorHAnsi" w:hAnsiTheme="minorHAnsi"/>
+        </w:rPr>
       </w:pPr>
       <w:r>
         <w:rPr>
-          <w:rFonts w:ascii="Times New Roman" w:eastAsia="Times New Roman" w:hAnsi="Times New Roman"/>
+          <w:rFonts w:asciiTheme="minorHAnsi" w:eastAsia="Times New Roman" w:hAnsiTheme="minorHAnsi"/>
           <w:sz w:val="26"/>
         </w:rPr>
         <w:t>By:</w:t>
@@ -165,10 +196,13 @@
       <w:pPr>
         <w:spacing w:after="20"/>
         <w:jc w:val="center"/>
+        <w:rPr>
+          <w:rFonts w:asciiTheme="minorHAnsi" w:hAnsiTheme="minorHAnsi"/>
+        </w:rPr>
       </w:pPr>
       <w:r>
         <w:rPr>
-          <w:rFonts w:ascii="Times New Roman" w:eastAsia="Times New Roman" w:hAnsi="Times New Roman"/>
+          <w:rFonts w:asciiTheme="minorHAnsi" w:eastAsia="Times New Roman" w:hAnsiTheme="minorHAnsi"/>
           <w:b/>
           <w:sz w:val="24"/>
         </w:rPr>
@@ -179,10 +213,13 @@
       <w:pPr>
         <w:spacing w:after="20"/>
         <w:jc w:val="center"/>
+        <w:rPr>
+          <w:rFonts w:asciiTheme="minorHAnsi" w:hAnsiTheme="minorHAnsi"/>
+        </w:rPr>
       </w:pPr>
       <w:r>
         <w:rPr>
-          <w:rFonts w:ascii="Times New Roman" w:eastAsia="Times New Roman" w:hAnsi="Times New Roman"/>
+          <w:rFonts w:asciiTheme="minorHAnsi" w:eastAsia="Times New Roman" w:hAnsiTheme="minorHAnsi"/>
           <w:b/>
           <w:sz w:val="24"/>
         </w:rPr>
@@ -193,10 +230,13 @@
       <w:pPr>
         <w:spacing w:after="20"/>
         <w:jc w:val="center"/>
+        <w:rPr>
+          <w:rFonts w:asciiTheme="minorHAnsi" w:hAnsiTheme="minorHAnsi"/>
+        </w:rPr>
       </w:pPr>
       <w:r>
         <w:rPr>
-          <w:rFonts w:ascii="Times New Roman" w:eastAsia="Times New Roman" w:hAnsi="Times New Roman"/>
+          <w:rFonts w:asciiTheme="minorHAnsi" w:eastAsia="Times New Roman" w:hAnsiTheme="minorHAnsi"/>
           <w:b/>
           <w:sz w:val="24"/>
         </w:rPr>
@@ -208,7 +248,7 @@
         <w:spacing w:after="20"/>
         <w:jc w:val="center"/>
         <w:rPr>
-          <w:rFonts w:ascii="Times New Roman" w:eastAsia="Times New Roman" w:hAnsi="Times New Roman"/>
+          <w:rFonts w:asciiTheme="minorHAnsi" w:eastAsia="Times New Roman" w:hAnsiTheme="minorHAnsi"/>
           <w:b/>
           <w:sz w:val="24"/>
           <w:rtl/>
@@ -216,7 +256,7 @@
       </w:pPr>
       <w:r>
         <w:rPr>
-          <w:rFonts w:ascii="Times New Roman" w:eastAsia="Times New Roman" w:hAnsi="Times New Roman"/>
+          <w:rFonts w:asciiTheme="minorHAnsi" w:eastAsia="Times New Roman" w:hAnsiTheme="minorHAnsi"/>
           <w:b/>
           <w:sz w:val="24"/>
         </w:rPr>
@@ -225,7 +265,7 @@
       <w:proofErr w:type="spellStart"/>
       <w:r>
         <w:rPr>
-          <w:rFonts w:ascii="Times New Roman" w:eastAsia="Times New Roman" w:hAnsi="Times New Roman"/>
+          <w:rFonts w:asciiTheme="minorHAnsi" w:eastAsia="Times New Roman" w:hAnsiTheme="minorHAnsi"/>
           <w:b/>
           <w:sz w:val="24"/>
         </w:rPr>
@@ -234,7 +274,7 @@
       <w:proofErr w:type="spellEnd"/>
       <w:r>
         <w:rPr>
-          <w:rFonts w:ascii="Times New Roman" w:eastAsia="Times New Roman" w:hAnsi="Times New Roman"/>
+          <w:rFonts w:asciiTheme="minorHAnsi" w:eastAsia="Times New Roman" w:hAnsiTheme="minorHAnsi"/>
           <w:b/>
           <w:sz w:val="24"/>
         </w:rPr>
@@ -242,7 +282,7 @@
       </w:r>
       <w:r>
         <w:rPr>
-          <w:rFonts w:ascii="Times New Roman" w:eastAsia="Times New Roman" w:hAnsi="Times New Roman"/>
+          <w:rFonts w:asciiTheme="minorHAnsi" w:eastAsia="Times New Roman" w:hAnsiTheme="minorHAnsi"/>
           <w:b/>
           <w:sz w:val="24"/>
         </w:rPr>
@@ -250,7 +290,7 @@
       </w:r>
       <w:r>
         <w:rPr>
-          <w:rFonts w:ascii="Times New Roman" w:eastAsia="Times New Roman" w:hAnsi="Times New Roman"/>
+          <w:rFonts w:asciiTheme="minorHAnsi" w:eastAsia="Times New Roman" w:hAnsiTheme="minorHAnsi"/>
           <w:b/>
           <w:sz w:val="24"/>
         </w:rPr>
@@ -261,10 +301,13 @@
       <w:pPr>
         <w:spacing w:after="20"/>
         <w:jc w:val="center"/>
+        <w:rPr>
+          <w:rFonts w:asciiTheme="minorHAnsi" w:hAnsiTheme="minorHAnsi"/>
+        </w:rPr>
       </w:pPr>
       <w:r>
         <w:rPr>
-          <w:rFonts w:ascii="Times New Roman" w:eastAsia="Times New Roman" w:hAnsi="Times New Roman"/>
+          <w:rFonts w:asciiTheme="minorHAnsi" w:eastAsia="Times New Roman" w:hAnsiTheme="minorHAnsi"/>
           <w:b/>
           <w:sz w:val="24"/>
         </w:rPr>
@@ -275,51 +318,75 @@
       <w:pPr>
         <w:spacing w:after="160"/>
         <w:jc w:val="center"/>
+        <w:rPr>
+          <w:rFonts w:asciiTheme="minorHAnsi" w:hAnsiTheme="minorHAnsi"/>
+        </w:rPr>
       </w:pPr>
     </w:p>
     <w:p>
       <w:pPr>
         <w:spacing w:after="160"/>
         <w:jc w:val="center"/>
+        <w:rPr>
+          <w:rFonts w:asciiTheme="minorHAnsi" w:hAnsiTheme="minorHAnsi"/>
+        </w:rPr>
       </w:pPr>
     </w:p>
     <w:p>
       <w:pPr>
         <w:spacing w:after="160"/>
         <w:jc w:val="center"/>
+        <w:rPr>
+          <w:rFonts w:asciiTheme="minorHAnsi" w:hAnsiTheme="minorHAnsi"/>
+        </w:rPr>
       </w:pPr>
     </w:p>
     <w:p>
       <w:pPr>
         <w:spacing w:after="160"/>
         <w:jc w:val="center"/>
+        <w:rPr>
+          <w:rFonts w:asciiTheme="minorHAnsi" w:hAnsiTheme="minorHAnsi"/>
+        </w:rPr>
       </w:pPr>
     </w:p>
     <w:p>
       <w:pPr>
         <w:spacing w:after="160"/>
         <w:jc w:val="center"/>
+        <w:rPr>
+          <w:rFonts w:asciiTheme="minorHAnsi" w:hAnsiTheme="minorHAnsi"/>
+        </w:rPr>
       </w:pPr>
     </w:p>
     <w:p>
       <w:pPr>
         <w:spacing w:after="160"/>
         <w:jc w:val="center"/>
+        <w:rPr>
+          <w:rFonts w:asciiTheme="minorHAnsi" w:hAnsiTheme="minorHAnsi"/>
+        </w:rPr>
       </w:pPr>
     </w:p>
     <w:p>
       <w:pPr>
         <w:spacing w:after="160"/>
         <w:jc w:val="center"/>
+        <w:rPr>
+          <w:rFonts w:asciiTheme="minorHAnsi" w:hAnsiTheme="minorHAnsi"/>
+        </w:rPr>
       </w:pPr>
     </w:p>
     <w:p>
       <w:pPr>
         <w:jc w:val="center"/>
+        <w:rPr>
+          <w:rFonts w:asciiTheme="minorHAnsi" w:hAnsiTheme="minorHAnsi"/>
+        </w:rPr>
       </w:pPr>
       <w:r>
         <w:rPr>
-          <w:rFonts w:ascii="Times New Roman" w:eastAsia="Times New Roman" w:hAnsi="Times New Roman"/>
+          <w:rFonts w:asciiTheme="minorHAnsi" w:eastAsia="Times New Roman" w:hAnsiTheme="minorHAnsi"/>
           <w:i/>
           <w:sz w:val="25"/>
         </w:rPr>
@@ -330,10 +397,13 @@
       <w:pPr>
         <w:spacing w:after="120"/>
         <w:jc w:val="center"/>
+        <w:rPr>
+          <w:rFonts w:asciiTheme="minorHAnsi" w:hAnsiTheme="minorHAnsi"/>
+        </w:rPr>
       </w:pPr>
       <w:r>
         <w:rPr>
-          <w:rFonts w:ascii="Times New Roman" w:eastAsia="Times New Roman" w:hAnsi="Times New Roman"/>
+          <w:rFonts w:asciiTheme="minorHAnsi" w:eastAsia="Times New Roman" w:hAnsiTheme="minorHAnsi"/>
           <w:sz w:val="25"/>
         </w:rPr>
         <w:t>Supervised by</w:t>
@@ -343,10 +413,13 @@
       <w:pPr>
         <w:spacing w:after="0"/>
         <w:jc w:val="center"/>
+        <w:rPr>
+          <w:rFonts w:asciiTheme="minorHAnsi" w:hAnsiTheme="minorHAnsi"/>
+        </w:rPr>
       </w:pPr>
       <w:r>
         <w:rPr>
-          <w:rFonts w:ascii="Times New Roman" w:eastAsia="Times New Roman" w:hAnsi="Times New Roman"/>
+          <w:rFonts w:asciiTheme="minorHAnsi" w:eastAsia="Times New Roman" w:hAnsiTheme="minorHAnsi"/>
           <w:b/>
           <w:sz w:val="26"/>
         </w:rPr>
@@ -354,7 +427,7 @@
       </w:r>
       <w:r>
         <w:rPr>
-          <w:rFonts w:ascii="Times New Roman" w:eastAsia="Times New Roman" w:hAnsi="Times New Roman"/>
+          <w:rFonts w:asciiTheme="minorHAnsi" w:eastAsia="Times New Roman" w:hAnsiTheme="minorHAnsi"/>
           <w:b/>
           <w:sz w:val="26"/>
         </w:rPr>
@@ -364,8 +437,14 @@
     <w:p>
       <w:pPr>
         <w:spacing w:after="0"/>
+        <w:rPr>
+          <w:rFonts w:asciiTheme="minorHAnsi" w:hAnsiTheme="minorHAnsi"/>
+        </w:rPr>
       </w:pPr>
       <w:r>
+        <w:rPr>
+          <w:rFonts w:asciiTheme="minorHAnsi" w:hAnsiTheme="minorHAnsi"/>
+        </w:rPr>
         <w:br/>
       </w:r>
     </w:p>
@@ -374,11 +453,13 @@
         <w:pStyle w:val="Heading1"/>
         <w:spacing w:before="80" w:after="100"/>
         <w:rPr>
+          <w:rFonts w:asciiTheme="minorHAnsi" w:hAnsiTheme="minorHAnsi" w:cstheme="minorBidi"/>
           <w:color w:val="auto"/>
         </w:rPr>
       </w:pPr>
       <w:r>
         <w:rPr>
+          <w:rFonts w:asciiTheme="minorHAnsi" w:hAnsiTheme="minorHAnsi" w:cstheme="minorBidi"/>
           <w:color w:val="auto"/>
         </w:rPr>
         <w:lastRenderedPageBreak/>
@@ -390,12 +471,14 @@
         <w:spacing w:after="120" w:line="259" w:lineRule="auto"/>
         <w:jc w:val="both"/>
         <w:rPr>
+          <w:rFonts w:asciiTheme="minorHAnsi" w:hAnsiTheme="minorHAnsi"/>
           <w:sz w:val="24"/>
           <w:szCs w:val="28"/>
         </w:rPr>
       </w:pPr>
       <w:r>
         <w:rPr>
+          <w:rFonts w:asciiTheme="minorHAnsi" w:hAnsiTheme="minorHAnsi"/>
           <w:sz w:val="24"/>
           <w:szCs w:val="28"/>
         </w:rPr>
@@ -407,12 +490,14 @@
         <w:spacing w:after="120" w:line="259" w:lineRule="auto"/>
         <w:jc w:val="both"/>
         <w:rPr>
+          <w:rFonts w:asciiTheme="minorHAnsi" w:hAnsiTheme="minorHAnsi"/>
           <w:sz w:val="24"/>
           <w:szCs w:val="28"/>
         </w:rPr>
       </w:pPr>
       <w:r>
         <w:rPr>
+          <w:rFonts w:asciiTheme="minorHAnsi" w:hAnsiTheme="minorHAnsi"/>
           <w:sz w:val="24"/>
           <w:szCs w:val="28"/>
         </w:rPr>
@@ -451,12 +536,14 @@
           <w:p>
             <w:pPr>
               <w:rPr>
+                <w:rFonts w:asciiTheme="minorHAnsi" w:hAnsiTheme="minorHAnsi"/>
                 <w:sz w:val="20"/>
                 <w:szCs w:val="24"/>
               </w:rPr>
             </w:pPr>
             <w:r>
               <w:rPr>
+                <w:rFonts w:asciiTheme="minorHAnsi" w:hAnsiTheme="minorHAnsi"/>
                 <w:b/>
                 <w:sz w:val="20"/>
                 <w:szCs w:val="24"/>
@@ -474,12 +561,14 @@
           <w:p>
             <w:pPr>
               <w:rPr>
+                <w:rFonts w:asciiTheme="minorHAnsi" w:hAnsiTheme="minorHAnsi"/>
                 <w:sz w:val="20"/>
                 <w:szCs w:val="24"/>
               </w:rPr>
             </w:pPr>
             <w:r>
               <w:rPr>
+                <w:rFonts w:asciiTheme="minorHAnsi" w:hAnsiTheme="minorHAnsi"/>
                 <w:sz w:val="20"/>
                 <w:szCs w:val="24"/>
               </w:rPr>
@@ -501,12 +590,14 @@
           <w:p>
             <w:pPr>
               <w:rPr>
+                <w:rFonts w:asciiTheme="minorHAnsi" w:hAnsiTheme="minorHAnsi"/>
                 <w:sz w:val="20"/>
                 <w:szCs w:val="24"/>
               </w:rPr>
             </w:pPr>
             <w:r>
               <w:rPr>
+                <w:rFonts w:asciiTheme="minorHAnsi" w:hAnsiTheme="minorHAnsi"/>
                 <w:b/>
                 <w:sz w:val="20"/>
                 <w:szCs w:val="24"/>
@@ -524,12 +615,14 @@
           <w:p>
             <w:pPr>
               <w:rPr>
+                <w:rFonts w:asciiTheme="minorHAnsi" w:hAnsiTheme="minorHAnsi"/>
                 <w:sz w:val="20"/>
                 <w:szCs w:val="24"/>
               </w:rPr>
             </w:pPr>
             <w:r>
               <w:rPr>
+                <w:rFonts w:asciiTheme="minorHAnsi" w:hAnsiTheme="minorHAnsi"/>
                 <w:sz w:val="20"/>
                 <w:szCs w:val="24"/>
               </w:rPr>
@@ -551,12 +644,14 @@
           <w:p>
             <w:pPr>
               <w:rPr>
+                <w:rFonts w:asciiTheme="minorHAnsi" w:hAnsiTheme="minorHAnsi"/>
                 <w:sz w:val="20"/>
                 <w:szCs w:val="24"/>
               </w:rPr>
             </w:pPr>
             <w:r>
               <w:rPr>
+                <w:rFonts w:asciiTheme="minorHAnsi" w:hAnsiTheme="minorHAnsi"/>
                 <w:b/>
                 <w:sz w:val="20"/>
                 <w:szCs w:val="24"/>
@@ -574,12 +669,14 @@
           <w:p>
             <w:pPr>
               <w:rPr>
+                <w:rFonts w:asciiTheme="minorHAnsi" w:hAnsiTheme="minorHAnsi"/>
                 <w:sz w:val="20"/>
                 <w:szCs w:val="24"/>
               </w:rPr>
             </w:pPr>
             <w:r>
               <w:rPr>
+                <w:rFonts w:asciiTheme="minorHAnsi" w:hAnsiTheme="minorHAnsi"/>
                 <w:sz w:val="20"/>
                 <w:szCs w:val="24"/>
               </w:rPr>
@@ -601,12 +698,14 @@
           <w:p>
             <w:pPr>
               <w:rPr>
+                <w:rFonts w:asciiTheme="minorHAnsi" w:hAnsiTheme="minorHAnsi"/>
                 <w:sz w:val="20"/>
                 <w:szCs w:val="24"/>
               </w:rPr>
             </w:pPr>
             <w:r>
               <w:rPr>
+                <w:rFonts w:asciiTheme="minorHAnsi" w:hAnsiTheme="minorHAnsi"/>
                 <w:b/>
                 <w:sz w:val="20"/>
                 <w:szCs w:val="24"/>
@@ -624,12 +723,14 @@
           <w:p>
             <w:pPr>
               <w:rPr>
+                <w:rFonts w:asciiTheme="minorHAnsi" w:hAnsiTheme="minorHAnsi"/>
                 <w:sz w:val="20"/>
                 <w:szCs w:val="24"/>
               </w:rPr>
             </w:pPr>
             <w:r>
               <w:rPr>
+                <w:rFonts w:asciiTheme="minorHAnsi" w:hAnsiTheme="minorHAnsi"/>
                 <w:sz w:val="20"/>
                 <w:szCs w:val="24"/>
               </w:rPr>
@@ -651,12 +752,14 @@
           <w:p>
             <w:pPr>
               <w:rPr>
+                <w:rFonts w:asciiTheme="minorHAnsi" w:hAnsiTheme="minorHAnsi"/>
                 <w:sz w:val="20"/>
                 <w:szCs w:val="24"/>
               </w:rPr>
             </w:pPr>
             <w:r>
               <w:rPr>
+                <w:rFonts w:asciiTheme="minorHAnsi" w:hAnsiTheme="minorHAnsi"/>
                 <w:b/>
                 <w:sz w:val="20"/>
                 <w:szCs w:val="24"/>
@@ -674,12 +777,14 @@
           <w:p>
             <w:pPr>
               <w:rPr>
+                <w:rFonts w:asciiTheme="minorHAnsi" w:hAnsiTheme="minorHAnsi"/>
                 <w:sz w:val="20"/>
                 <w:szCs w:val="24"/>
               </w:rPr>
             </w:pPr>
             <w:r>
               <w:rPr>
+                <w:rFonts w:asciiTheme="minorHAnsi" w:hAnsiTheme="minorHAnsi"/>
                 <w:sz w:val="20"/>
                 <w:szCs w:val="24"/>
               </w:rPr>
@@ -701,12 +806,14 @@
           <w:p>
             <w:pPr>
               <w:rPr>
+                <w:rFonts w:asciiTheme="minorHAnsi" w:hAnsiTheme="minorHAnsi"/>
                 <w:sz w:val="20"/>
                 <w:szCs w:val="24"/>
               </w:rPr>
             </w:pPr>
             <w:r>
               <w:rPr>
+                <w:rFonts w:asciiTheme="minorHAnsi" w:hAnsiTheme="minorHAnsi"/>
                 <w:b/>
                 <w:sz w:val="20"/>
                 <w:szCs w:val="24"/>
@@ -724,12 +831,14 @@
           <w:p>
             <w:pPr>
               <w:rPr>
+                <w:rFonts w:asciiTheme="minorHAnsi" w:hAnsiTheme="minorHAnsi"/>
                 <w:sz w:val="20"/>
                 <w:szCs w:val="24"/>
               </w:rPr>
             </w:pPr>
             <w:r>
               <w:rPr>
+                <w:rFonts w:asciiTheme="minorHAnsi" w:hAnsiTheme="minorHAnsi"/>
                 <w:sz w:val="20"/>
                 <w:szCs w:val="24"/>
               </w:rPr>
@@ -742,6 +851,9 @@
     <w:p>
       <w:pPr>
         <w:spacing w:after="40"/>
+        <w:rPr>
+          <w:rFonts w:asciiTheme="minorHAnsi" w:hAnsiTheme="minorHAnsi"/>
+        </w:rPr>
       </w:pPr>
     </w:p>
     <w:tbl>
@@ -773,11 +885,13 @@
           <w:p>
             <w:pPr>
               <w:rPr>
+                <w:rFonts w:asciiTheme="minorHAnsi" w:hAnsiTheme="minorHAnsi"/>
                 <w:sz w:val="20"/>
               </w:rPr>
             </w:pPr>
             <w:r>
               <w:rPr>
+                <w:rFonts w:asciiTheme="minorHAnsi" w:hAnsiTheme="minorHAnsi"/>
                 <w:b/>
                 <w:sz w:val="20"/>
               </w:rPr>
@@ -788,35 +902,41 @@
             <w:pPr>
               <w:spacing w:after="40" w:line="259" w:lineRule="auto"/>
               <w:rPr>
+                <w:rFonts w:asciiTheme="minorHAnsi" w:hAnsiTheme="minorHAnsi"/>
                 <w:sz w:val="20"/>
               </w:rPr>
             </w:pPr>
             <w:r>
               <w:rPr>
+                <w:rFonts w:asciiTheme="minorHAnsi" w:hAnsiTheme="minorHAnsi"/>
                 <w:sz w:val="20"/>
               </w:rPr>
               <w:t>AI assistance was used as a coding support tool during implementation and refinement</w:t>
             </w:r>
             <w:r>
               <w:rPr>
+                <w:rFonts w:asciiTheme="minorHAnsi" w:hAnsiTheme="minorHAnsi"/>
                 <w:sz w:val="20"/>
               </w:rPr>
               <w:t xml:space="preserve"> and some naming like room names</w:t>
             </w:r>
             <w:r>
               <w:rPr>
+                <w:rFonts w:asciiTheme="minorHAnsi" w:hAnsiTheme="minorHAnsi"/>
                 <w:sz w:val="20"/>
               </w:rPr>
               <w:t xml:space="preserve">. The project idea, game concept, mechanics, visual direction, puzzle choices, and design decisions were created and directed by the </w:t>
             </w:r>
             <w:r>
               <w:rPr>
+                <w:rFonts w:asciiTheme="minorHAnsi" w:hAnsiTheme="minorHAnsi"/>
                 <w:sz w:val="20"/>
               </w:rPr>
               <w:t>project group</w:t>
             </w:r>
             <w:r>
               <w:rPr>
+                <w:rFonts w:asciiTheme="minorHAnsi" w:hAnsiTheme="minorHAnsi"/>
                 <w:sz w:val="20"/>
               </w:rPr>
               <w:t>. The team reviewed, tested, and requested changes to match the intended finished product.</w:t>
@@ -829,14 +949,23 @@
       <w:pPr>
         <w:spacing w:after="60"/>
         <w:jc w:val="center"/>
+        <w:rPr>
+          <w:rFonts w:asciiTheme="minorHAnsi" w:hAnsiTheme="minorHAnsi"/>
+        </w:rPr>
       </w:pPr>
     </w:p>
     <w:p>
       <w:pPr>
         <w:spacing w:after="80"/>
         <w:jc w:val="center"/>
+        <w:rPr>
+          <w:rFonts w:asciiTheme="minorHAnsi" w:hAnsiTheme="minorHAnsi"/>
+        </w:rPr>
       </w:pPr>
       <w:r>
+        <w:rPr>
+          <w:rFonts w:asciiTheme="minorHAnsi" w:hAnsiTheme="minorHAnsi"/>
+        </w:rPr>
         <w:t>https://snekbu-black.github.io/Cipher.Breach/</w:t>
       </w:r>
     </w:p>
@@ -844,13 +973,17 @@
       <w:pPr>
         <w:spacing w:after="60"/>
         <w:jc w:val="center"/>
+        <w:rPr>
+          <w:rFonts w:asciiTheme="minorHAnsi" w:hAnsiTheme="minorHAnsi"/>
+        </w:rPr>
       </w:pPr>
       <w:r>
         <w:rPr>
+          <w:rFonts w:asciiTheme="minorHAnsi" w:hAnsiTheme="minorHAnsi"/>
           <w:noProof/>
         </w:rPr>
         <w:drawing>
-          <wp:anchor distT="0" distB="0" distL="114300" distR="114300" simplePos="0" relativeHeight="251664896" behindDoc="1" locked="0" layoutInCell="1" allowOverlap="1" wp14:anchorId="2A2EBDD5" wp14:editId="665D67C0">
+          <wp:anchor distT="0" distB="0" distL="114300" distR="114300" simplePos="0" relativeHeight="251658240" behindDoc="1" locked="0" layoutInCell="1" allowOverlap="1" wp14:anchorId="2A2EBDD5" wp14:editId="665D67C0">
             <wp:simplePos x="0" y="0"/>
             <wp:positionH relativeFrom="column">
               <wp:posOffset>1494155</wp:posOffset>
@@ -904,48 +1037,72 @@
       <w:pPr>
         <w:spacing w:after="60"/>
         <w:jc w:val="center"/>
+        <w:rPr>
+          <w:rFonts w:asciiTheme="minorHAnsi" w:hAnsiTheme="minorHAnsi"/>
+        </w:rPr>
       </w:pPr>
     </w:p>
     <w:p>
       <w:pPr>
         <w:spacing w:after="60"/>
         <w:jc w:val="center"/>
+        <w:rPr>
+          <w:rFonts w:asciiTheme="minorHAnsi" w:hAnsiTheme="minorHAnsi"/>
+        </w:rPr>
       </w:pPr>
     </w:p>
     <w:p>
       <w:pPr>
         <w:spacing w:after="60"/>
         <w:jc w:val="center"/>
+        <w:rPr>
+          <w:rFonts w:asciiTheme="minorHAnsi" w:hAnsiTheme="minorHAnsi"/>
+        </w:rPr>
       </w:pPr>
     </w:p>
     <w:p>
       <w:pPr>
         <w:spacing w:after="60"/>
         <w:jc w:val="center"/>
+        <w:rPr>
+          <w:rFonts w:asciiTheme="minorHAnsi" w:hAnsiTheme="minorHAnsi"/>
+        </w:rPr>
       </w:pPr>
     </w:p>
     <w:p>
       <w:pPr>
         <w:spacing w:after="60"/>
         <w:jc w:val="center"/>
+        <w:rPr>
+          <w:rFonts w:asciiTheme="minorHAnsi" w:hAnsiTheme="minorHAnsi"/>
+        </w:rPr>
       </w:pPr>
     </w:p>
     <w:p>
       <w:pPr>
         <w:spacing w:after="60"/>
         <w:jc w:val="center"/>
+        <w:rPr>
+          <w:rFonts w:asciiTheme="minorHAnsi" w:hAnsiTheme="minorHAnsi"/>
+        </w:rPr>
       </w:pPr>
     </w:p>
     <w:p>
       <w:pPr>
         <w:spacing w:after="60"/>
         <w:jc w:val="center"/>
+        <w:rPr>
+          <w:rFonts w:asciiTheme="minorHAnsi" w:hAnsiTheme="minorHAnsi"/>
+        </w:rPr>
       </w:pPr>
     </w:p>
     <w:p>
       <w:pPr>
         <w:spacing w:after="60"/>
         <w:jc w:val="center"/>
+        <w:rPr>
+          <w:rFonts w:asciiTheme="minorHAnsi" w:hAnsiTheme="minorHAnsi"/>
+        </w:rPr>
       </w:pPr>
     </w:p>
     <w:p>
@@ -954,11 +1111,13 @@
         <w:spacing w:after="160"/>
         <w:jc w:val="center"/>
         <w:rPr>
+          <w:rFonts w:asciiTheme="minorHAnsi" w:hAnsiTheme="minorHAnsi"/>
           <w:color w:val="auto"/>
         </w:rPr>
       </w:pPr>
       <w:r>
         <w:rPr>
+          <w:rFonts w:asciiTheme="minorHAnsi" w:hAnsiTheme="minorHAnsi"/>
           <w:color w:val="auto"/>
         </w:rPr>
         <w:t>Figure 1. Main menu of the finished product with language selection.</w:t>
@@ -968,13 +1127,17 @@
       <w:pPr>
         <w:spacing w:after="60"/>
         <w:jc w:val="center"/>
+        <w:rPr>
+          <w:rFonts w:asciiTheme="minorHAnsi" w:hAnsiTheme="minorHAnsi"/>
+        </w:rPr>
       </w:pPr>
       <w:r>
         <w:rPr>
+          <w:rFonts w:asciiTheme="minorHAnsi" w:hAnsiTheme="minorHAnsi"/>
           <w:noProof/>
         </w:rPr>
         <w:drawing>
-          <wp:anchor distT="0" distB="0" distL="114300" distR="114300" simplePos="0" relativeHeight="251667968" behindDoc="1" locked="0" layoutInCell="1" allowOverlap="1" wp14:anchorId="3F73D2D0" wp14:editId="6B9D700F">
+          <wp:anchor distT="0" distB="0" distL="114300" distR="114300" simplePos="0" relativeHeight="251660288" behindDoc="1" locked="0" layoutInCell="1" allowOverlap="1" wp14:anchorId="3F73D2D0" wp14:editId="6B9D700F">
             <wp:simplePos x="0" y="0"/>
             <wp:positionH relativeFrom="column">
               <wp:posOffset>2856230</wp:posOffset>
@@ -1022,18 +1185,27 @@
       <w:pPr>
         <w:spacing w:after="60"/>
         <w:jc w:val="center"/>
+        <w:rPr>
+          <w:rFonts w:asciiTheme="minorHAnsi" w:hAnsiTheme="minorHAnsi"/>
+        </w:rPr>
       </w:pPr>
     </w:p>
     <w:p>
       <w:pPr>
         <w:spacing w:after="60"/>
         <w:jc w:val="center"/>
+        <w:rPr>
+          <w:rFonts w:asciiTheme="minorHAnsi" w:hAnsiTheme="minorHAnsi"/>
+        </w:rPr>
       </w:pPr>
     </w:p>
     <w:p>
       <w:pPr>
         <w:spacing w:after="60"/>
         <w:jc w:val="center"/>
+        <w:rPr>
+          <w:rFonts w:asciiTheme="minorHAnsi" w:hAnsiTheme="minorHAnsi"/>
+        </w:rPr>
       </w:pPr>
     </w:p>
     <w:p>
@@ -1042,11 +1214,13 @@
         <w:spacing w:after="160"/>
         <w:jc w:val="center"/>
         <w:rPr>
+          <w:rFonts w:asciiTheme="minorHAnsi" w:hAnsiTheme="minorHAnsi"/>
           <w:color w:val="auto"/>
         </w:rPr>
       </w:pPr>
       <w:r>
         <w:rPr>
+          <w:rFonts w:asciiTheme="minorHAnsi" w:hAnsiTheme="minorHAnsi"/>
           <w:color w:val="auto"/>
         </w:rPr>
         <w:t>QR code for opening the deployed game.</w:t>
@@ -1057,11 +1231,13 @@
         <w:pStyle w:val="Heading1"/>
         <w:spacing w:before="80" w:after="100"/>
         <w:rPr>
+          <w:rFonts w:asciiTheme="minorHAnsi" w:hAnsiTheme="minorHAnsi" w:cstheme="minorBidi"/>
           <w:color w:val="auto"/>
         </w:rPr>
       </w:pPr>
       <w:r>
         <w:rPr>
+          <w:rFonts w:asciiTheme="minorHAnsi" w:hAnsiTheme="minorHAnsi" w:cstheme="minorBidi"/>
           <w:color w:val="auto"/>
         </w:rPr>
         <w:lastRenderedPageBreak/>
@@ -1072,12 +1248,14 @@
       <w:pPr>
         <w:spacing w:after="120" w:line="259" w:lineRule="auto"/>
         <w:rPr>
+          <w:rFonts w:asciiTheme="minorHAnsi" w:hAnsiTheme="minorHAnsi"/>
           <w:sz w:val="24"/>
           <w:szCs w:val="28"/>
         </w:rPr>
       </w:pPr>
       <w:r>
         <w:rPr>
+          <w:rFonts w:asciiTheme="minorHAnsi" w:hAnsiTheme="minorHAnsi"/>
           <w:sz w:val="24"/>
           <w:szCs w:val="28"/>
         </w:rPr>
@@ -1089,12 +1267,14 @@
         <w:pStyle w:val="ListBullet"/>
         <w:spacing w:after="20" w:line="252" w:lineRule="auto"/>
         <w:rPr>
+          <w:rFonts w:asciiTheme="minorHAnsi" w:hAnsiTheme="minorHAnsi"/>
           <w:sz w:val="24"/>
           <w:szCs w:val="28"/>
         </w:rPr>
       </w:pPr>
       <w:r>
         <w:rPr>
+          <w:rFonts w:asciiTheme="minorHAnsi" w:hAnsiTheme="minorHAnsi"/>
           <w:sz w:val="24"/>
           <w:szCs w:val="28"/>
         </w:rPr>
@@ -1106,12 +1286,14 @@
         <w:pStyle w:val="ListBullet"/>
         <w:spacing w:after="20" w:line="252" w:lineRule="auto"/>
         <w:rPr>
+          <w:rFonts w:asciiTheme="minorHAnsi" w:hAnsiTheme="minorHAnsi"/>
           <w:sz w:val="24"/>
           <w:szCs w:val="28"/>
         </w:rPr>
       </w:pPr>
       <w:r>
         <w:rPr>
+          <w:rFonts w:asciiTheme="minorHAnsi" w:hAnsiTheme="minorHAnsi"/>
           <w:sz w:val="24"/>
           <w:szCs w:val="28"/>
         </w:rPr>
@@ -1123,12 +1305,14 @@
         <w:pStyle w:val="ListBullet"/>
         <w:spacing w:after="20" w:line="252" w:lineRule="auto"/>
         <w:rPr>
+          <w:rFonts w:asciiTheme="minorHAnsi" w:hAnsiTheme="minorHAnsi"/>
           <w:sz w:val="24"/>
           <w:szCs w:val="28"/>
         </w:rPr>
       </w:pPr>
       <w:r>
         <w:rPr>
+          <w:rFonts w:asciiTheme="minorHAnsi" w:hAnsiTheme="minorHAnsi"/>
           <w:sz w:val="24"/>
           <w:szCs w:val="28"/>
         </w:rPr>
@@ -1140,12 +1324,14 @@
         <w:pStyle w:val="ListBullet"/>
         <w:spacing w:after="20" w:line="252" w:lineRule="auto"/>
         <w:rPr>
+          <w:rFonts w:asciiTheme="minorHAnsi" w:hAnsiTheme="minorHAnsi"/>
           <w:sz w:val="24"/>
           <w:szCs w:val="28"/>
         </w:rPr>
       </w:pPr>
       <w:r>
         <w:rPr>
+          <w:rFonts w:asciiTheme="minorHAnsi" w:hAnsiTheme="minorHAnsi"/>
           <w:sz w:val="24"/>
           <w:szCs w:val="28"/>
         </w:rPr>
@@ -1157,16 +1343,18 @@
         <w:pStyle w:val="ListBullet"/>
         <w:spacing w:after="20" w:line="252" w:lineRule="auto"/>
         <w:rPr>
+          <w:rFonts w:asciiTheme="minorHAnsi" w:hAnsiTheme="minorHAnsi"/>
           <w:sz w:val="24"/>
           <w:szCs w:val="28"/>
         </w:rPr>
       </w:pPr>
       <w:r>
         <w:rPr>
+          <w:rFonts w:asciiTheme="minorHAnsi" w:hAnsiTheme="minorHAnsi"/>
           <w:noProof/>
         </w:rPr>
         <w:drawing>
-          <wp:anchor distT="0" distB="0" distL="114300" distR="114300" simplePos="0" relativeHeight="251650560" behindDoc="1" locked="0" layoutInCell="1" allowOverlap="1" wp14:anchorId="56525B33" wp14:editId="172240F4">
+          <wp:anchor distT="0" distB="0" distL="114300" distR="114300" simplePos="0" relativeHeight="251656192" behindDoc="1" locked="0" layoutInCell="1" allowOverlap="1" wp14:anchorId="56525B33" wp14:editId="172240F4">
             <wp:simplePos x="0" y="0"/>
             <wp:positionH relativeFrom="column">
               <wp:posOffset>1351280</wp:posOffset>
@@ -1211,6 +1399,7 @@
       </w:r>
       <w:r>
         <w:rPr>
+          <w:rFonts w:asciiTheme="minorHAnsi" w:hAnsiTheme="minorHAnsi"/>
           <w:sz w:val="24"/>
           <w:szCs w:val="28"/>
         </w:rPr>
@@ -1219,6 +1408,7 @@
       <w:proofErr w:type="gramStart"/>
       <w:r>
         <w:rPr>
+          <w:rFonts w:asciiTheme="minorHAnsi" w:hAnsiTheme="minorHAnsi"/>
           <w:sz w:val="24"/>
           <w:szCs w:val="28"/>
         </w:rPr>
@@ -1227,6 +1417,7 @@
       <w:proofErr w:type="gramEnd"/>
       <w:r>
         <w:rPr>
+          <w:rFonts w:asciiTheme="minorHAnsi" w:hAnsiTheme="minorHAnsi"/>
           <w:sz w:val="24"/>
           <w:szCs w:val="28"/>
         </w:rPr>
@@ -1235,6 +1426,7 @@
       <w:proofErr w:type="spellStart"/>
       <w:r>
         <w:rPr>
+          <w:rFonts w:asciiTheme="minorHAnsi" w:hAnsiTheme="minorHAnsi"/>
           <w:sz w:val="24"/>
           <w:szCs w:val="28"/>
         </w:rPr>
@@ -1243,6 +1435,7 @@
       <w:proofErr w:type="spellEnd"/>
       <w:r>
         <w:rPr>
+          <w:rFonts w:asciiTheme="minorHAnsi" w:hAnsiTheme="minorHAnsi"/>
           <w:sz w:val="24"/>
           <w:szCs w:val="28"/>
         </w:rPr>
@@ -1253,6 +1446,9 @@
       <w:pPr>
         <w:spacing w:before="40" w:after="60"/>
         <w:jc w:val="center"/>
+        <w:rPr>
+          <w:rFonts w:asciiTheme="minorHAnsi" w:hAnsiTheme="minorHAnsi"/>
+        </w:rPr>
       </w:pPr>
     </w:p>
     <w:p>
@@ -1260,11 +1456,13 @@
         <w:pStyle w:val="Caption"/>
         <w:jc w:val="center"/>
         <w:rPr>
+          <w:rFonts w:asciiTheme="minorHAnsi" w:hAnsiTheme="minorHAnsi"/>
           <w:color w:val="auto"/>
         </w:rPr>
       </w:pPr>
       <w:r>
         <w:rPr>
+          <w:rFonts w:asciiTheme="minorHAnsi" w:hAnsiTheme="minorHAnsi"/>
           <w:color w:val="auto"/>
         </w:rPr>
         <w:t xml:space="preserve">Figure 2. Live gameplay view showing the board, HUD, </w:t>
@@ -1272,6 +1470,7 @@
       <w:proofErr w:type="spellStart"/>
       <w:r>
         <w:rPr>
+          <w:rFonts w:asciiTheme="minorHAnsi" w:hAnsiTheme="minorHAnsi"/>
           <w:color w:val="auto"/>
         </w:rPr>
         <w:t>minimap</w:t>
@@ -1279,6 +1478,7 @@
       <w:proofErr w:type="spellEnd"/>
       <w:r>
         <w:rPr>
+          <w:rFonts w:asciiTheme="minorHAnsi" w:hAnsiTheme="minorHAnsi"/>
           <w:color w:val="auto"/>
         </w:rPr>
         <w:t>, key objective, and player position.</w:t>
@@ -1289,11 +1489,13 @@
         <w:pStyle w:val="Heading1"/>
         <w:spacing w:before="80" w:after="100"/>
         <w:rPr>
+          <w:rFonts w:asciiTheme="minorHAnsi" w:hAnsiTheme="minorHAnsi" w:cstheme="minorBidi"/>
           <w:color w:val="auto"/>
         </w:rPr>
       </w:pPr>
       <w:r>
         <w:rPr>
+          <w:rFonts w:asciiTheme="minorHAnsi" w:hAnsiTheme="minorHAnsi" w:cstheme="minorBidi"/>
           <w:color w:val="auto"/>
         </w:rPr>
         <w:t>3. Gameplay Loop</w:t>
@@ -1303,12 +1505,14 @@
       <w:pPr>
         <w:spacing w:after="120" w:line="259" w:lineRule="auto"/>
         <w:rPr>
+          <w:rFonts w:asciiTheme="minorHAnsi" w:hAnsiTheme="minorHAnsi"/>
           <w:sz w:val="24"/>
           <w:szCs w:val="28"/>
         </w:rPr>
       </w:pPr>
       <w:r>
         <w:rPr>
+          <w:rFonts w:asciiTheme="minorHAnsi" w:hAnsiTheme="minorHAnsi"/>
           <w:sz w:val="24"/>
           <w:szCs w:val="28"/>
         </w:rPr>
@@ -1347,12 +1551,14 @@
           <w:p>
             <w:pPr>
               <w:rPr>
+                <w:rFonts w:asciiTheme="minorHAnsi" w:hAnsiTheme="minorHAnsi"/>
                 <w:sz w:val="20"/>
                 <w:szCs w:val="24"/>
               </w:rPr>
             </w:pPr>
             <w:r>
               <w:rPr>
+                <w:rFonts w:asciiTheme="minorHAnsi" w:hAnsiTheme="minorHAnsi"/>
                 <w:b/>
                 <w:sz w:val="20"/>
                 <w:szCs w:val="24"/>
@@ -1369,12 +1575,14 @@
           <w:p>
             <w:pPr>
               <w:rPr>
+                <w:rFonts w:asciiTheme="minorHAnsi" w:hAnsiTheme="minorHAnsi"/>
                 <w:sz w:val="20"/>
                 <w:szCs w:val="24"/>
               </w:rPr>
             </w:pPr>
             <w:r>
               <w:rPr>
+                <w:rFonts w:asciiTheme="minorHAnsi" w:hAnsiTheme="minorHAnsi"/>
                 <w:sz w:val="20"/>
                 <w:szCs w:val="24"/>
               </w:rPr>
@@ -1396,12 +1604,14 @@
           <w:p>
             <w:pPr>
               <w:rPr>
+                <w:rFonts w:asciiTheme="minorHAnsi" w:hAnsiTheme="minorHAnsi"/>
                 <w:sz w:val="20"/>
                 <w:szCs w:val="24"/>
               </w:rPr>
             </w:pPr>
             <w:r>
               <w:rPr>
+                <w:rFonts w:asciiTheme="minorHAnsi" w:hAnsiTheme="minorHAnsi"/>
                 <w:b/>
                 <w:sz w:val="20"/>
                 <w:szCs w:val="24"/>
@@ -1418,12 +1628,14 @@
           <w:p>
             <w:pPr>
               <w:rPr>
+                <w:rFonts w:asciiTheme="minorHAnsi" w:hAnsiTheme="minorHAnsi"/>
                 <w:sz w:val="20"/>
                 <w:szCs w:val="24"/>
               </w:rPr>
             </w:pPr>
             <w:r>
               <w:rPr>
+                <w:rFonts w:asciiTheme="minorHAnsi" w:hAnsiTheme="minorHAnsi"/>
                 <w:sz w:val="20"/>
                 <w:szCs w:val="24"/>
               </w:rPr>
@@ -1445,12 +1657,14 @@
           <w:p>
             <w:pPr>
               <w:rPr>
+                <w:rFonts w:asciiTheme="minorHAnsi" w:hAnsiTheme="minorHAnsi"/>
                 <w:sz w:val="20"/>
                 <w:szCs w:val="24"/>
               </w:rPr>
             </w:pPr>
             <w:r>
               <w:rPr>
+                <w:rFonts w:asciiTheme="minorHAnsi" w:hAnsiTheme="minorHAnsi"/>
                 <w:b/>
                 <w:sz w:val="20"/>
                 <w:szCs w:val="24"/>
@@ -1467,12 +1681,14 @@
           <w:p>
             <w:pPr>
               <w:rPr>
+                <w:rFonts w:asciiTheme="minorHAnsi" w:hAnsiTheme="minorHAnsi"/>
                 <w:sz w:val="20"/>
                 <w:szCs w:val="24"/>
               </w:rPr>
             </w:pPr>
             <w:r>
               <w:rPr>
+                <w:rFonts w:asciiTheme="minorHAnsi" w:hAnsiTheme="minorHAnsi"/>
                 <w:sz w:val="20"/>
                 <w:szCs w:val="24"/>
               </w:rPr>
@@ -1481,6 +1697,7 @@
             <w:proofErr w:type="gramStart"/>
             <w:r>
               <w:rPr>
+                <w:rFonts w:asciiTheme="minorHAnsi" w:hAnsiTheme="minorHAnsi"/>
                 <w:sz w:val="20"/>
                 <w:szCs w:val="24"/>
               </w:rPr>
@@ -1489,6 +1706,7 @@
             <w:proofErr w:type="gramEnd"/>
             <w:r>
               <w:rPr>
+                <w:rFonts w:asciiTheme="minorHAnsi" w:hAnsiTheme="minorHAnsi"/>
                 <w:sz w:val="20"/>
                 <w:szCs w:val="24"/>
               </w:rPr>
@@ -1510,12 +1728,14 @@
           <w:p>
             <w:pPr>
               <w:rPr>
+                <w:rFonts w:asciiTheme="minorHAnsi" w:hAnsiTheme="minorHAnsi"/>
                 <w:sz w:val="20"/>
                 <w:szCs w:val="24"/>
               </w:rPr>
             </w:pPr>
             <w:r>
               <w:rPr>
+                <w:rFonts w:asciiTheme="minorHAnsi" w:hAnsiTheme="minorHAnsi"/>
                 <w:b/>
                 <w:sz w:val="20"/>
                 <w:szCs w:val="24"/>
@@ -1532,12 +1752,14 @@
           <w:p>
             <w:pPr>
               <w:rPr>
+                <w:rFonts w:asciiTheme="minorHAnsi" w:hAnsiTheme="minorHAnsi"/>
                 <w:sz w:val="20"/>
                 <w:szCs w:val="24"/>
               </w:rPr>
             </w:pPr>
             <w:r>
               <w:rPr>
+                <w:rFonts w:asciiTheme="minorHAnsi" w:hAnsiTheme="minorHAnsi"/>
                 <w:sz w:val="20"/>
                 <w:szCs w:val="24"/>
               </w:rPr>
@@ -1546,6 +1768,7 @@
             <w:proofErr w:type="gramStart"/>
             <w:r>
               <w:rPr>
+                <w:rFonts w:asciiTheme="minorHAnsi" w:hAnsiTheme="minorHAnsi"/>
                 <w:sz w:val="20"/>
                 <w:szCs w:val="24"/>
               </w:rPr>
@@ -1554,6 +1777,7 @@
             <w:proofErr w:type="gramEnd"/>
             <w:r>
               <w:rPr>
+                <w:rFonts w:asciiTheme="minorHAnsi" w:hAnsiTheme="minorHAnsi"/>
                 <w:sz w:val="20"/>
                 <w:szCs w:val="24"/>
               </w:rPr>
@@ -1575,12 +1799,14 @@
           <w:p>
             <w:pPr>
               <w:rPr>
+                <w:rFonts w:asciiTheme="minorHAnsi" w:hAnsiTheme="minorHAnsi"/>
                 <w:sz w:val="20"/>
                 <w:szCs w:val="24"/>
               </w:rPr>
             </w:pPr>
             <w:r>
               <w:rPr>
+                <w:rFonts w:asciiTheme="minorHAnsi" w:hAnsiTheme="minorHAnsi"/>
                 <w:b/>
                 <w:sz w:val="20"/>
                 <w:szCs w:val="24"/>
@@ -1597,12 +1823,14 @@
           <w:p>
             <w:pPr>
               <w:rPr>
+                <w:rFonts w:asciiTheme="minorHAnsi" w:hAnsiTheme="minorHAnsi"/>
                 <w:sz w:val="20"/>
                 <w:szCs w:val="24"/>
               </w:rPr>
             </w:pPr>
             <w:r>
               <w:rPr>
+                <w:rFonts w:asciiTheme="minorHAnsi" w:hAnsiTheme="minorHAnsi"/>
                 <w:sz w:val="20"/>
                 <w:szCs w:val="24"/>
               </w:rPr>
@@ -1615,12 +1843,18 @@
     <w:p>
       <w:pPr>
         <w:spacing w:after="40"/>
+        <w:rPr>
+          <w:rFonts w:asciiTheme="minorHAnsi" w:hAnsiTheme="minorHAnsi"/>
+        </w:rPr>
       </w:pPr>
     </w:p>
     <w:p>
       <w:pPr>
         <w:spacing w:before="40" w:after="60"/>
         <w:jc w:val="center"/>
+        <w:rPr>
+          <w:rFonts w:asciiTheme="minorHAnsi" w:hAnsiTheme="minorHAnsi"/>
+        </w:rPr>
       </w:pPr>
     </w:p>
     <w:p>
@@ -1629,11 +1863,13 @@
         <w:pageBreakBefore/>
         <w:spacing w:before="80" w:after="100"/>
         <w:rPr>
+          <w:rFonts w:asciiTheme="minorHAnsi" w:hAnsiTheme="minorHAnsi" w:cstheme="minorBidi"/>
           <w:color w:val="auto"/>
         </w:rPr>
       </w:pPr>
       <w:r>
         <w:rPr>
+          <w:rFonts w:asciiTheme="minorHAnsi" w:hAnsiTheme="minorHAnsi" w:cstheme="minorBidi"/>
           <w:color w:val="auto"/>
         </w:rPr>
         <w:lastRenderedPageBreak/>
@@ -1641,6 +1877,7 @@
       </w:r>
       <w:r>
         <w:rPr>
+          <w:rFonts w:asciiTheme="minorHAnsi" w:hAnsiTheme="minorHAnsi" w:cstheme="minorBidi"/>
           <w:color w:val="auto"/>
         </w:rPr>
         <w:t>e</w:t>
@@ -1649,8 +1886,14 @@
     <w:p>
       <w:pPr>
         <w:spacing w:after="120" w:line="259" w:lineRule="auto"/>
+        <w:rPr>
+          <w:rFonts w:asciiTheme="minorHAnsi" w:hAnsiTheme="minorHAnsi"/>
+        </w:rPr>
       </w:pPr>
       <w:r>
+        <w:rPr>
+          <w:rFonts w:asciiTheme="minorHAnsi" w:hAnsiTheme="minorHAnsi"/>
+        </w:rPr>
         <w:t>Each main level focuses on one cipher method and ties it to a small security idea. The final room is intentionally not explained so the ending remains a surprise for the player.</w:t>
       </w:r>
     </w:p>
@@ -1696,12 +1939,14 @@
               <w:spacing w:after="0" w:line="252" w:lineRule="auto"/>
               <w:jc w:val="center"/>
               <w:rPr>
+                <w:rFonts w:asciiTheme="minorHAnsi" w:hAnsiTheme="minorHAnsi"/>
                 <w:sz w:val="20"/>
                 <w:szCs w:val="28"/>
               </w:rPr>
             </w:pPr>
             <w:r>
               <w:rPr>
+                <w:rFonts w:asciiTheme="minorHAnsi" w:hAnsiTheme="minorHAnsi"/>
                 <w:b/>
                 <w:sz w:val="20"/>
                 <w:szCs w:val="28"/>
@@ -1727,12 +1972,14 @@
               <w:spacing w:after="0" w:line="252" w:lineRule="auto"/>
               <w:jc w:val="center"/>
               <w:rPr>
+                <w:rFonts w:asciiTheme="minorHAnsi" w:hAnsiTheme="minorHAnsi"/>
                 <w:sz w:val="20"/>
                 <w:szCs w:val="28"/>
               </w:rPr>
             </w:pPr>
             <w:r>
               <w:rPr>
+                <w:rFonts w:asciiTheme="minorHAnsi" w:hAnsiTheme="minorHAnsi"/>
                 <w:b/>
                 <w:sz w:val="20"/>
                 <w:szCs w:val="28"/>
@@ -1758,12 +2005,14 @@
               <w:spacing w:after="0" w:line="252" w:lineRule="auto"/>
               <w:jc w:val="center"/>
               <w:rPr>
+                <w:rFonts w:asciiTheme="minorHAnsi" w:hAnsiTheme="minorHAnsi"/>
                 <w:sz w:val="20"/>
                 <w:szCs w:val="28"/>
               </w:rPr>
             </w:pPr>
             <w:r>
               <w:rPr>
+                <w:rFonts w:asciiTheme="minorHAnsi" w:hAnsiTheme="minorHAnsi"/>
                 <w:b/>
                 <w:sz w:val="20"/>
                 <w:szCs w:val="28"/>
@@ -1789,12 +2038,14 @@
               <w:spacing w:after="0" w:line="252" w:lineRule="auto"/>
               <w:jc w:val="center"/>
               <w:rPr>
+                <w:rFonts w:asciiTheme="minorHAnsi" w:hAnsiTheme="minorHAnsi"/>
                 <w:sz w:val="20"/>
                 <w:szCs w:val="28"/>
               </w:rPr>
             </w:pPr>
             <w:r>
               <w:rPr>
+                <w:rFonts w:asciiTheme="minorHAnsi" w:hAnsiTheme="minorHAnsi"/>
                 <w:b/>
                 <w:sz w:val="20"/>
                 <w:szCs w:val="28"/>
@@ -1825,12 +2076,14 @@
               <w:spacing w:after="0" w:line="252" w:lineRule="auto"/>
               <w:jc w:val="center"/>
               <w:rPr>
+                <w:rFonts w:asciiTheme="minorHAnsi" w:hAnsiTheme="minorHAnsi"/>
                 <w:sz w:val="20"/>
                 <w:szCs w:val="28"/>
               </w:rPr>
             </w:pPr>
             <w:r>
               <w:rPr>
+                <w:rFonts w:asciiTheme="minorHAnsi" w:hAnsiTheme="minorHAnsi"/>
                 <w:b/>
                 <w:sz w:val="20"/>
                 <w:szCs w:val="28"/>
@@ -1855,12 +2108,14 @@
             <w:pPr>
               <w:spacing w:after="0" w:line="252" w:lineRule="auto"/>
               <w:rPr>
+                <w:rFonts w:asciiTheme="minorHAnsi" w:hAnsiTheme="minorHAnsi"/>
                 <w:sz w:val="20"/>
                 <w:szCs w:val="28"/>
               </w:rPr>
             </w:pPr>
             <w:r>
               <w:rPr>
+                <w:rFonts w:asciiTheme="minorHAnsi" w:hAnsiTheme="minorHAnsi"/>
                 <w:sz w:val="20"/>
                 <w:szCs w:val="28"/>
               </w:rPr>
@@ -1885,12 +2140,14 @@
               <w:spacing w:after="0" w:line="252" w:lineRule="auto"/>
               <w:jc w:val="center"/>
               <w:rPr>
+                <w:rFonts w:asciiTheme="minorHAnsi" w:hAnsiTheme="minorHAnsi"/>
                 <w:sz w:val="20"/>
                 <w:szCs w:val="28"/>
               </w:rPr>
             </w:pPr>
             <w:r>
               <w:rPr>
+                <w:rFonts w:asciiTheme="minorHAnsi" w:hAnsiTheme="minorHAnsi"/>
                 <w:sz w:val="20"/>
                 <w:szCs w:val="28"/>
               </w:rPr>
@@ -1914,6 +2171,7 @@
             <w:pPr>
               <w:spacing w:after="0" w:line="252" w:lineRule="auto"/>
               <w:rPr>
+                <w:rFonts w:asciiTheme="minorHAnsi" w:hAnsiTheme="minorHAnsi"/>
                 <w:sz w:val="20"/>
                 <w:szCs w:val="28"/>
               </w:rPr>
@@ -1921,6 +2179,7 @@
             <w:proofErr w:type="gramStart"/>
             <w:r>
               <w:rPr>
+                <w:rFonts w:asciiTheme="minorHAnsi" w:hAnsiTheme="minorHAnsi"/>
                 <w:sz w:val="20"/>
                 <w:szCs w:val="28"/>
               </w:rPr>
@@ -1929,6 +2188,7 @@
             <w:proofErr w:type="gramEnd"/>
             <w:r>
               <w:rPr>
+                <w:rFonts w:asciiTheme="minorHAnsi" w:hAnsiTheme="minorHAnsi"/>
                 <w:sz w:val="20"/>
                 <w:szCs w:val="28"/>
               </w:rPr>
@@ -1958,12 +2218,14 @@
               <w:spacing w:after="0" w:line="252" w:lineRule="auto"/>
               <w:jc w:val="center"/>
               <w:rPr>
+                <w:rFonts w:asciiTheme="minorHAnsi" w:hAnsiTheme="minorHAnsi"/>
                 <w:sz w:val="20"/>
                 <w:szCs w:val="28"/>
               </w:rPr>
             </w:pPr>
             <w:r>
               <w:rPr>
+                <w:rFonts w:asciiTheme="minorHAnsi" w:hAnsiTheme="minorHAnsi"/>
                 <w:b/>
                 <w:sz w:val="20"/>
                 <w:szCs w:val="28"/>
@@ -1988,12 +2250,14 @@
             <w:pPr>
               <w:spacing w:after="0" w:line="252" w:lineRule="auto"/>
               <w:rPr>
+                <w:rFonts w:asciiTheme="minorHAnsi" w:hAnsiTheme="minorHAnsi"/>
                 <w:sz w:val="20"/>
                 <w:szCs w:val="28"/>
               </w:rPr>
             </w:pPr>
             <w:r>
               <w:rPr>
+                <w:rFonts w:asciiTheme="minorHAnsi" w:hAnsiTheme="minorHAnsi"/>
                 <w:sz w:val="20"/>
                 <w:szCs w:val="28"/>
               </w:rPr>
@@ -2018,12 +2282,14 @@
               <w:spacing w:after="0" w:line="252" w:lineRule="auto"/>
               <w:jc w:val="center"/>
               <w:rPr>
+                <w:rFonts w:asciiTheme="minorHAnsi" w:hAnsiTheme="minorHAnsi"/>
                 <w:sz w:val="20"/>
                 <w:szCs w:val="28"/>
               </w:rPr>
             </w:pPr>
             <w:r>
               <w:rPr>
+                <w:rFonts w:asciiTheme="minorHAnsi" w:hAnsiTheme="minorHAnsi"/>
                 <w:sz w:val="20"/>
                 <w:szCs w:val="28"/>
               </w:rPr>
@@ -2047,12 +2313,14 @@
             <w:pPr>
               <w:spacing w:after="0" w:line="252" w:lineRule="auto"/>
               <w:rPr>
+                <w:rFonts w:asciiTheme="minorHAnsi" w:hAnsiTheme="minorHAnsi"/>
                 <w:sz w:val="20"/>
                 <w:szCs w:val="28"/>
               </w:rPr>
             </w:pPr>
             <w:r>
               <w:rPr>
+                <w:rFonts w:asciiTheme="minorHAnsi" w:hAnsiTheme="minorHAnsi"/>
                 <w:sz w:val="20"/>
                 <w:szCs w:val="28"/>
               </w:rPr>
@@ -2082,12 +2350,14 @@
               <w:spacing w:after="0" w:line="252" w:lineRule="auto"/>
               <w:jc w:val="center"/>
               <w:rPr>
+                <w:rFonts w:asciiTheme="minorHAnsi" w:hAnsiTheme="minorHAnsi"/>
                 <w:sz w:val="20"/>
                 <w:szCs w:val="28"/>
               </w:rPr>
             </w:pPr>
             <w:r>
               <w:rPr>
+                <w:rFonts w:asciiTheme="minorHAnsi" w:hAnsiTheme="minorHAnsi"/>
                 <w:b/>
                 <w:sz w:val="20"/>
                 <w:szCs w:val="28"/>
@@ -2112,12 +2382,14 @@
             <w:pPr>
               <w:spacing w:after="0" w:line="252" w:lineRule="auto"/>
               <w:rPr>
+                <w:rFonts w:asciiTheme="minorHAnsi" w:hAnsiTheme="minorHAnsi"/>
                 <w:sz w:val="20"/>
                 <w:szCs w:val="28"/>
               </w:rPr>
             </w:pPr>
             <w:r>
               <w:rPr>
+                <w:rFonts w:asciiTheme="minorHAnsi" w:hAnsiTheme="minorHAnsi"/>
                 <w:sz w:val="20"/>
                 <w:szCs w:val="28"/>
               </w:rPr>
@@ -2142,12 +2414,14 @@
               <w:spacing w:after="0" w:line="252" w:lineRule="auto"/>
               <w:jc w:val="center"/>
               <w:rPr>
+                <w:rFonts w:asciiTheme="minorHAnsi" w:hAnsiTheme="minorHAnsi"/>
                 <w:sz w:val="20"/>
                 <w:szCs w:val="28"/>
               </w:rPr>
             </w:pPr>
             <w:r>
               <w:rPr>
+                <w:rFonts w:asciiTheme="minorHAnsi" w:hAnsiTheme="minorHAnsi"/>
                 <w:sz w:val="20"/>
                 <w:szCs w:val="28"/>
               </w:rPr>
@@ -2171,12 +2445,14 @@
             <w:pPr>
               <w:spacing w:after="0" w:line="252" w:lineRule="auto"/>
               <w:rPr>
+                <w:rFonts w:asciiTheme="minorHAnsi" w:hAnsiTheme="minorHAnsi"/>
                 <w:sz w:val="20"/>
                 <w:szCs w:val="28"/>
               </w:rPr>
             </w:pPr>
             <w:r>
               <w:rPr>
+                <w:rFonts w:asciiTheme="minorHAnsi" w:hAnsiTheme="minorHAnsi"/>
                 <w:sz w:val="20"/>
                 <w:szCs w:val="28"/>
               </w:rPr>
@@ -2206,12 +2482,14 @@
               <w:spacing w:after="0" w:line="252" w:lineRule="auto"/>
               <w:jc w:val="center"/>
               <w:rPr>
+                <w:rFonts w:asciiTheme="minorHAnsi" w:hAnsiTheme="minorHAnsi"/>
                 <w:sz w:val="20"/>
                 <w:szCs w:val="28"/>
               </w:rPr>
             </w:pPr>
             <w:r>
               <w:rPr>
+                <w:rFonts w:asciiTheme="minorHAnsi" w:hAnsiTheme="minorHAnsi"/>
                 <w:b/>
                 <w:sz w:val="20"/>
                 <w:szCs w:val="28"/>
@@ -2236,12 +2514,14 @@
             <w:pPr>
               <w:spacing w:after="0" w:line="252" w:lineRule="auto"/>
               <w:rPr>
+                <w:rFonts w:asciiTheme="minorHAnsi" w:hAnsiTheme="minorHAnsi"/>
                 <w:sz w:val="20"/>
                 <w:szCs w:val="28"/>
               </w:rPr>
             </w:pPr>
             <w:r>
               <w:rPr>
+                <w:rFonts w:asciiTheme="minorHAnsi" w:hAnsiTheme="minorHAnsi"/>
                 <w:sz w:val="20"/>
                 <w:szCs w:val="28"/>
               </w:rPr>
@@ -2266,12 +2546,14 @@
               <w:spacing w:after="0" w:line="252" w:lineRule="auto"/>
               <w:jc w:val="center"/>
               <w:rPr>
+                <w:rFonts w:asciiTheme="minorHAnsi" w:hAnsiTheme="minorHAnsi"/>
                 <w:sz w:val="20"/>
                 <w:szCs w:val="28"/>
               </w:rPr>
             </w:pPr>
             <w:r>
               <w:rPr>
+                <w:rFonts w:asciiTheme="minorHAnsi" w:hAnsiTheme="minorHAnsi"/>
                 <w:sz w:val="20"/>
                 <w:szCs w:val="28"/>
               </w:rPr>
@@ -2295,12 +2577,14 @@
             <w:pPr>
               <w:spacing w:after="0" w:line="252" w:lineRule="auto"/>
               <w:rPr>
+                <w:rFonts w:asciiTheme="minorHAnsi" w:hAnsiTheme="minorHAnsi"/>
                 <w:sz w:val="20"/>
                 <w:szCs w:val="28"/>
               </w:rPr>
             </w:pPr>
             <w:r>
               <w:rPr>
+                <w:rFonts w:asciiTheme="minorHAnsi" w:hAnsiTheme="minorHAnsi"/>
                 <w:sz w:val="20"/>
                 <w:szCs w:val="28"/>
               </w:rPr>
@@ -2330,12 +2614,14 @@
               <w:spacing w:after="0" w:line="252" w:lineRule="auto"/>
               <w:jc w:val="center"/>
               <w:rPr>
+                <w:rFonts w:asciiTheme="minorHAnsi" w:hAnsiTheme="minorHAnsi"/>
                 <w:sz w:val="20"/>
                 <w:szCs w:val="28"/>
               </w:rPr>
             </w:pPr>
             <w:r>
               <w:rPr>
+                <w:rFonts w:asciiTheme="minorHAnsi" w:hAnsiTheme="minorHAnsi"/>
                 <w:b/>
                 <w:sz w:val="20"/>
                 <w:szCs w:val="28"/>
@@ -2360,12 +2646,14 @@
             <w:pPr>
               <w:spacing w:after="0" w:line="252" w:lineRule="auto"/>
               <w:rPr>
+                <w:rFonts w:asciiTheme="minorHAnsi" w:hAnsiTheme="minorHAnsi"/>
                 <w:sz w:val="20"/>
                 <w:szCs w:val="28"/>
               </w:rPr>
             </w:pPr>
             <w:r>
               <w:rPr>
+                <w:rFonts w:asciiTheme="minorHAnsi" w:hAnsiTheme="minorHAnsi"/>
                 <w:sz w:val="20"/>
                 <w:szCs w:val="28"/>
               </w:rPr>
@@ -2390,12 +2678,14 @@
               <w:spacing w:after="0" w:line="252" w:lineRule="auto"/>
               <w:jc w:val="center"/>
               <w:rPr>
+                <w:rFonts w:asciiTheme="minorHAnsi" w:hAnsiTheme="minorHAnsi"/>
                 <w:sz w:val="20"/>
                 <w:szCs w:val="28"/>
               </w:rPr>
             </w:pPr>
             <w:r>
               <w:rPr>
+                <w:rFonts w:asciiTheme="minorHAnsi" w:hAnsiTheme="minorHAnsi"/>
                 <w:sz w:val="20"/>
                 <w:szCs w:val="28"/>
               </w:rPr>
@@ -2419,12 +2709,14 @@
             <w:pPr>
               <w:spacing w:after="0" w:line="252" w:lineRule="auto"/>
               <w:rPr>
+                <w:rFonts w:asciiTheme="minorHAnsi" w:hAnsiTheme="minorHAnsi"/>
                 <w:sz w:val="20"/>
                 <w:szCs w:val="28"/>
               </w:rPr>
             </w:pPr>
             <w:r>
               <w:rPr>
+                <w:rFonts w:asciiTheme="minorHAnsi" w:hAnsiTheme="minorHAnsi"/>
                 <w:sz w:val="20"/>
                 <w:szCs w:val="28"/>
               </w:rPr>
@@ -2454,12 +2746,14 @@
               <w:spacing w:after="0" w:line="252" w:lineRule="auto"/>
               <w:jc w:val="center"/>
               <w:rPr>
+                <w:rFonts w:asciiTheme="minorHAnsi" w:hAnsiTheme="minorHAnsi"/>
                 <w:sz w:val="20"/>
                 <w:szCs w:val="28"/>
               </w:rPr>
             </w:pPr>
             <w:r>
               <w:rPr>
+                <w:rFonts w:asciiTheme="minorHAnsi" w:hAnsiTheme="minorHAnsi"/>
                 <w:b/>
                 <w:sz w:val="20"/>
                 <w:szCs w:val="28"/>
@@ -2484,12 +2778,14 @@
             <w:pPr>
               <w:spacing w:after="0" w:line="252" w:lineRule="auto"/>
               <w:rPr>
+                <w:rFonts w:asciiTheme="minorHAnsi" w:hAnsiTheme="minorHAnsi"/>
                 <w:sz w:val="20"/>
                 <w:szCs w:val="28"/>
               </w:rPr>
             </w:pPr>
             <w:r>
               <w:rPr>
+                <w:rFonts w:asciiTheme="minorHAnsi" w:hAnsiTheme="minorHAnsi"/>
                 <w:sz w:val="20"/>
                 <w:szCs w:val="28"/>
               </w:rPr>
@@ -2514,12 +2810,14 @@
               <w:spacing w:after="0" w:line="252" w:lineRule="auto"/>
               <w:jc w:val="center"/>
               <w:rPr>
+                <w:rFonts w:asciiTheme="minorHAnsi" w:hAnsiTheme="minorHAnsi"/>
                 <w:sz w:val="20"/>
                 <w:szCs w:val="28"/>
               </w:rPr>
             </w:pPr>
             <w:r>
               <w:rPr>
+                <w:rFonts w:asciiTheme="minorHAnsi" w:hAnsiTheme="minorHAnsi"/>
                 <w:sz w:val="20"/>
                 <w:szCs w:val="28"/>
               </w:rPr>
@@ -2543,12 +2841,14 @@
             <w:pPr>
               <w:spacing w:after="0" w:line="252" w:lineRule="auto"/>
               <w:rPr>
+                <w:rFonts w:asciiTheme="minorHAnsi" w:hAnsiTheme="minorHAnsi"/>
                 <w:sz w:val="20"/>
                 <w:szCs w:val="28"/>
               </w:rPr>
             </w:pPr>
             <w:r>
               <w:rPr>
+                <w:rFonts w:asciiTheme="minorHAnsi" w:hAnsiTheme="minorHAnsi"/>
                 <w:sz w:val="20"/>
                 <w:szCs w:val="28"/>
               </w:rPr>
@@ -2578,12 +2878,14 @@
               <w:spacing w:after="0" w:line="252" w:lineRule="auto"/>
               <w:jc w:val="center"/>
               <w:rPr>
+                <w:rFonts w:asciiTheme="minorHAnsi" w:hAnsiTheme="minorHAnsi"/>
                 <w:sz w:val="20"/>
                 <w:szCs w:val="28"/>
               </w:rPr>
             </w:pPr>
             <w:r>
               <w:rPr>
+                <w:rFonts w:asciiTheme="minorHAnsi" w:hAnsiTheme="minorHAnsi"/>
                 <w:b/>
                 <w:sz w:val="20"/>
                 <w:szCs w:val="28"/>
@@ -2608,12 +2910,14 @@
             <w:pPr>
               <w:spacing w:after="0" w:line="252" w:lineRule="auto"/>
               <w:rPr>
+                <w:rFonts w:asciiTheme="minorHAnsi" w:hAnsiTheme="minorHAnsi"/>
                 <w:sz w:val="20"/>
                 <w:szCs w:val="28"/>
               </w:rPr>
             </w:pPr>
             <w:r>
               <w:rPr>
+                <w:rFonts w:asciiTheme="minorHAnsi" w:hAnsiTheme="minorHAnsi"/>
                 <w:sz w:val="20"/>
                 <w:szCs w:val="28"/>
               </w:rPr>
@@ -2638,12 +2942,14 @@
               <w:spacing w:after="0" w:line="252" w:lineRule="auto"/>
               <w:jc w:val="center"/>
               <w:rPr>
+                <w:rFonts w:asciiTheme="minorHAnsi" w:hAnsiTheme="minorHAnsi"/>
                 <w:sz w:val="20"/>
                 <w:szCs w:val="28"/>
               </w:rPr>
             </w:pPr>
             <w:r>
               <w:rPr>
+                <w:rFonts w:asciiTheme="minorHAnsi" w:hAnsiTheme="minorHAnsi"/>
                 <w:sz w:val="20"/>
                 <w:szCs w:val="28"/>
               </w:rPr>
@@ -2667,12 +2973,14 @@
             <w:pPr>
               <w:spacing w:after="0" w:line="252" w:lineRule="auto"/>
               <w:rPr>
+                <w:rFonts w:asciiTheme="minorHAnsi" w:hAnsiTheme="minorHAnsi"/>
                 <w:sz w:val="20"/>
                 <w:szCs w:val="28"/>
               </w:rPr>
             </w:pPr>
             <w:r>
               <w:rPr>
+                <w:rFonts w:asciiTheme="minorHAnsi" w:hAnsiTheme="minorHAnsi"/>
                 <w:sz w:val="20"/>
                 <w:szCs w:val="28"/>
               </w:rPr>
@@ -2685,17 +2993,22 @@
     <w:p>
       <w:pPr>
         <w:spacing w:after="120"/>
+        <w:rPr>
+          <w:rFonts w:asciiTheme="minorHAnsi" w:hAnsiTheme="minorHAnsi"/>
+        </w:rPr>
       </w:pPr>
     </w:p>
     <w:p>
       <w:pPr>
         <w:pStyle w:val="Heading1"/>
         <w:rPr>
+          <w:rFonts w:asciiTheme="minorHAnsi" w:hAnsiTheme="minorHAnsi" w:cstheme="minorBidi"/>
           <w:color w:val="auto"/>
         </w:rPr>
       </w:pPr>
       <w:r>
         <w:rPr>
+          <w:rFonts w:asciiTheme="minorHAnsi" w:hAnsiTheme="minorHAnsi" w:cstheme="minorBidi"/>
           <w:color w:val="auto"/>
         </w:rPr>
         <w:t>5. Main Systems</w:t>
@@ -2733,12 +3046,14 @@
           <w:p>
             <w:pPr>
               <w:rPr>
+                <w:rFonts w:asciiTheme="minorHAnsi" w:hAnsiTheme="minorHAnsi"/>
                 <w:sz w:val="20"/>
                 <w:szCs w:val="24"/>
               </w:rPr>
             </w:pPr>
             <w:r>
               <w:rPr>
+                <w:rFonts w:asciiTheme="minorHAnsi" w:hAnsiTheme="minorHAnsi"/>
                 <w:b/>
                 <w:sz w:val="20"/>
                 <w:szCs w:val="24"/>
@@ -2755,12 +3070,14 @@
           <w:p>
             <w:pPr>
               <w:rPr>
+                <w:rFonts w:asciiTheme="minorHAnsi" w:hAnsiTheme="minorHAnsi"/>
                 <w:sz w:val="20"/>
                 <w:szCs w:val="24"/>
               </w:rPr>
             </w:pPr>
             <w:r>
               <w:rPr>
+                <w:rFonts w:asciiTheme="minorHAnsi" w:hAnsiTheme="minorHAnsi"/>
                 <w:sz w:val="20"/>
                 <w:szCs w:val="24"/>
               </w:rPr>
@@ -2769,6 +3086,7 @@
             <w:proofErr w:type="spellStart"/>
             <w:r>
               <w:rPr>
+                <w:rFonts w:asciiTheme="minorHAnsi" w:hAnsiTheme="minorHAnsi"/>
                 <w:sz w:val="20"/>
                 <w:szCs w:val="24"/>
               </w:rPr>
@@ -2777,6 +3095,7 @@
             <w:proofErr w:type="spellEnd"/>
             <w:r>
               <w:rPr>
+                <w:rFonts w:asciiTheme="minorHAnsi" w:hAnsiTheme="minorHAnsi"/>
                 <w:sz w:val="20"/>
                 <w:szCs w:val="24"/>
               </w:rPr>
@@ -2798,12 +3117,14 @@
           <w:p>
             <w:pPr>
               <w:rPr>
+                <w:rFonts w:asciiTheme="minorHAnsi" w:hAnsiTheme="minorHAnsi"/>
                 <w:sz w:val="20"/>
                 <w:szCs w:val="24"/>
               </w:rPr>
             </w:pPr>
             <w:r>
               <w:rPr>
+                <w:rFonts w:asciiTheme="minorHAnsi" w:hAnsiTheme="minorHAnsi"/>
                 <w:b/>
                 <w:sz w:val="20"/>
                 <w:szCs w:val="24"/>
@@ -2820,12 +3141,14 @@
           <w:p>
             <w:pPr>
               <w:rPr>
+                <w:rFonts w:asciiTheme="minorHAnsi" w:hAnsiTheme="minorHAnsi"/>
                 <w:sz w:val="20"/>
                 <w:szCs w:val="24"/>
               </w:rPr>
             </w:pPr>
             <w:r>
               <w:rPr>
+                <w:rFonts w:asciiTheme="minorHAnsi" w:hAnsiTheme="minorHAnsi"/>
                 <w:sz w:val="20"/>
                 <w:szCs w:val="24"/>
               </w:rPr>
@@ -2847,12 +3170,14 @@
           <w:p>
             <w:pPr>
               <w:rPr>
+                <w:rFonts w:asciiTheme="minorHAnsi" w:hAnsiTheme="minorHAnsi"/>
                 <w:sz w:val="20"/>
                 <w:szCs w:val="24"/>
               </w:rPr>
             </w:pPr>
             <w:r>
               <w:rPr>
+                <w:rFonts w:asciiTheme="minorHAnsi" w:hAnsiTheme="minorHAnsi"/>
                 <w:b/>
                 <w:sz w:val="20"/>
                 <w:szCs w:val="24"/>
@@ -2869,12 +3194,14 @@
           <w:p>
             <w:pPr>
               <w:rPr>
+                <w:rFonts w:asciiTheme="minorHAnsi" w:hAnsiTheme="minorHAnsi"/>
                 <w:sz w:val="20"/>
                 <w:szCs w:val="24"/>
               </w:rPr>
             </w:pPr>
             <w:r>
               <w:rPr>
+                <w:rFonts w:asciiTheme="minorHAnsi" w:hAnsiTheme="minorHAnsi"/>
                 <w:sz w:val="20"/>
                 <w:szCs w:val="24"/>
               </w:rPr>
@@ -2896,12 +3223,14 @@
           <w:p>
             <w:pPr>
               <w:rPr>
+                <w:rFonts w:asciiTheme="minorHAnsi" w:hAnsiTheme="minorHAnsi"/>
                 <w:sz w:val="20"/>
                 <w:szCs w:val="24"/>
               </w:rPr>
             </w:pPr>
             <w:r>
               <w:rPr>
+                <w:rFonts w:asciiTheme="minorHAnsi" w:hAnsiTheme="minorHAnsi"/>
                 <w:b/>
                 <w:sz w:val="20"/>
                 <w:szCs w:val="24"/>
@@ -2918,12 +3247,14 @@
           <w:p>
             <w:pPr>
               <w:rPr>
+                <w:rFonts w:asciiTheme="minorHAnsi" w:hAnsiTheme="minorHAnsi"/>
                 <w:sz w:val="20"/>
                 <w:szCs w:val="24"/>
               </w:rPr>
             </w:pPr>
             <w:r>
               <w:rPr>
+                <w:rFonts w:asciiTheme="minorHAnsi" w:hAnsiTheme="minorHAnsi"/>
                 <w:sz w:val="20"/>
                 <w:szCs w:val="24"/>
               </w:rPr>
@@ -2945,12 +3276,14 @@
           <w:p>
             <w:pPr>
               <w:rPr>
+                <w:rFonts w:asciiTheme="minorHAnsi" w:hAnsiTheme="minorHAnsi"/>
                 <w:sz w:val="20"/>
                 <w:szCs w:val="24"/>
               </w:rPr>
             </w:pPr>
             <w:r>
               <w:rPr>
+                <w:rFonts w:asciiTheme="minorHAnsi" w:hAnsiTheme="minorHAnsi"/>
                 <w:b/>
                 <w:sz w:val="20"/>
                 <w:szCs w:val="24"/>
@@ -2967,12 +3300,14 @@
           <w:p>
             <w:pPr>
               <w:rPr>
+                <w:rFonts w:asciiTheme="minorHAnsi" w:hAnsiTheme="minorHAnsi"/>
                 <w:sz w:val="20"/>
                 <w:szCs w:val="24"/>
               </w:rPr>
             </w:pPr>
             <w:r>
               <w:rPr>
+                <w:rFonts w:asciiTheme="minorHAnsi" w:hAnsiTheme="minorHAnsi"/>
                 <w:sz w:val="20"/>
                 <w:szCs w:val="24"/>
               </w:rPr>
@@ -2981,6 +3316,7 @@
             <w:proofErr w:type="spellStart"/>
             <w:r>
               <w:rPr>
+                <w:rFonts w:asciiTheme="minorHAnsi" w:hAnsiTheme="minorHAnsi"/>
                 <w:sz w:val="20"/>
                 <w:szCs w:val="24"/>
               </w:rPr>
@@ -2989,6 +3325,7 @@
             <w:proofErr w:type="spellEnd"/>
             <w:r>
               <w:rPr>
+                <w:rFonts w:asciiTheme="minorHAnsi" w:hAnsiTheme="minorHAnsi"/>
                 <w:sz w:val="20"/>
                 <w:szCs w:val="24"/>
               </w:rPr>
@@ -2997,6 +3334,7 @@
             <w:proofErr w:type="gramStart"/>
             <w:r>
               <w:rPr>
+                <w:rFonts w:asciiTheme="minorHAnsi" w:hAnsiTheme="minorHAnsi"/>
                 <w:sz w:val="20"/>
                 <w:szCs w:val="24"/>
               </w:rPr>
@@ -3005,6 +3343,7 @@
             <w:proofErr w:type="gramEnd"/>
             <w:r>
               <w:rPr>
+                <w:rFonts w:asciiTheme="minorHAnsi" w:hAnsiTheme="minorHAnsi"/>
                 <w:sz w:val="20"/>
                 <w:szCs w:val="24"/>
               </w:rPr>
@@ -3026,12 +3365,14 @@
           <w:p>
             <w:pPr>
               <w:rPr>
+                <w:rFonts w:asciiTheme="minorHAnsi" w:hAnsiTheme="minorHAnsi"/>
                 <w:sz w:val="20"/>
                 <w:szCs w:val="24"/>
               </w:rPr>
             </w:pPr>
             <w:r>
               <w:rPr>
+                <w:rFonts w:asciiTheme="minorHAnsi" w:hAnsiTheme="minorHAnsi"/>
                 <w:b/>
                 <w:sz w:val="20"/>
                 <w:szCs w:val="24"/>
@@ -3048,12 +3389,14 @@
           <w:p>
             <w:pPr>
               <w:rPr>
+                <w:rFonts w:asciiTheme="minorHAnsi" w:hAnsiTheme="minorHAnsi"/>
                 <w:sz w:val="20"/>
                 <w:szCs w:val="24"/>
               </w:rPr>
             </w:pPr>
             <w:r>
               <w:rPr>
+                <w:rFonts w:asciiTheme="minorHAnsi" w:hAnsiTheme="minorHAnsi"/>
                 <w:sz w:val="20"/>
                 <w:szCs w:val="24"/>
               </w:rPr>
@@ -3066,16 +3409,29 @@
     <w:p>
       <w:pPr>
         <w:spacing w:after="40"/>
+        <w:rPr>
+          <w:rFonts w:asciiTheme="minorHAnsi" w:hAnsiTheme="minorHAnsi"/>
+        </w:rPr>
       </w:pPr>
     </w:p>
-    <w:p/>
+    <w:p>
+      <w:pPr>
+        <w:rPr>
+          <w:rFonts w:asciiTheme="minorHAnsi" w:hAnsiTheme="minorHAnsi"/>
+        </w:rPr>
+      </w:pPr>
+    </w:p>
     <w:p>
       <w:pPr>
         <w:spacing w:before="40" w:after="60"/>
         <w:jc w:val="center"/>
+        <w:rPr>
+          <w:rFonts w:asciiTheme="minorHAnsi" w:hAnsiTheme="minorHAnsi"/>
+        </w:rPr>
       </w:pPr>
       <w:r>
         <w:rPr>
+          <w:rFonts w:asciiTheme="minorHAnsi" w:hAnsiTheme="minorHAnsi"/>
           <w:noProof/>
         </w:rPr>
         <w:lastRenderedPageBreak/>
@@ -3121,23 +3477,27 @@
         <w:pStyle w:val="Caption"/>
         <w:jc w:val="center"/>
         <w:rPr>
+          <w:rFonts w:asciiTheme="minorHAnsi" w:hAnsiTheme="minorHAnsi"/>
           <w:color w:val="auto"/>
         </w:rPr>
       </w:pPr>
       <w:r>
         <w:rPr>
+          <w:rFonts w:asciiTheme="minorHAnsi" w:hAnsiTheme="minorHAnsi"/>
           <w:color w:val="auto"/>
         </w:rPr>
         <w:t xml:space="preserve">Figure </w:t>
       </w:r>
       <w:r>
         <w:rPr>
+          <w:rFonts w:asciiTheme="minorHAnsi" w:hAnsiTheme="minorHAnsi"/>
           <w:color w:val="auto"/>
         </w:rPr>
         <w:t>3</w:t>
       </w:r>
       <w:r>
         <w:rPr>
+          <w:rFonts w:asciiTheme="minorHAnsi" w:hAnsiTheme="minorHAnsi"/>
           <w:color w:val="auto"/>
         </w:rPr>
         <w:t>. Battle challenge screen where the player solves a cipher after being intercepted.</w:t>
@@ -3147,11 +3507,13 @@
       <w:pPr>
         <w:pStyle w:val="Heading1"/>
         <w:rPr>
+          <w:rFonts w:asciiTheme="minorHAnsi" w:hAnsiTheme="minorHAnsi" w:cstheme="minorBidi"/>
           <w:color w:val="auto"/>
         </w:rPr>
       </w:pPr>
       <w:r>
         <w:rPr>
+          <w:rFonts w:asciiTheme="minorHAnsi" w:hAnsiTheme="minorHAnsi" w:cstheme="minorBidi"/>
           <w:color w:val="auto"/>
         </w:rPr>
         <w:t>6. Interface and Mobile Support</w:t>
@@ -3160,16 +3522,28 @@
     <w:p>
       <w:pPr>
         <w:spacing w:after="120" w:line="259" w:lineRule="auto"/>
+        <w:rPr>
+          <w:rFonts w:asciiTheme="minorHAnsi" w:hAnsiTheme="minorHAnsi"/>
+        </w:rPr>
       </w:pPr>
       <w:r>
+        <w:rPr>
+          <w:rFonts w:asciiTheme="minorHAnsi" w:hAnsiTheme="minorHAnsi"/>
+        </w:rPr>
         <w:t xml:space="preserve">The interface was adjusted so that important information remains visible while the player is moving. On mobile, the interaction and pause buttons are part of the top HUD rather than floating over the playfield, while the room labels, turn counter, and </w:t>
       </w:r>
       <w:proofErr w:type="spellStart"/>
       <w:r>
+        <w:rPr>
+          <w:rFonts w:asciiTheme="minorHAnsi" w:hAnsiTheme="minorHAnsi"/>
+        </w:rPr>
         <w:t>minimap</w:t>
       </w:r>
       <w:proofErr w:type="spellEnd"/>
       <w:r>
+        <w:rPr>
+          <w:rFonts w:asciiTheme="minorHAnsi" w:hAnsiTheme="minorHAnsi"/>
+        </w:rPr>
         <w:t xml:space="preserve"> remain readable.</w:t>
       </w:r>
     </w:p>
@@ -3177,9 +3551,13 @@
       <w:pPr>
         <w:spacing w:before="40" w:after="60"/>
         <w:jc w:val="center"/>
+        <w:rPr>
+          <w:rFonts w:asciiTheme="minorHAnsi" w:hAnsiTheme="minorHAnsi"/>
+        </w:rPr>
       </w:pPr>
       <w:r>
         <w:rPr>
+          <w:rFonts w:asciiTheme="minorHAnsi" w:hAnsiTheme="minorHAnsi"/>
           <w:noProof/>
         </w:rPr>
         <w:drawing>
@@ -3224,23 +3602,27 @@
         <w:pStyle w:val="Caption"/>
         <w:jc w:val="center"/>
         <w:rPr>
+          <w:rFonts w:asciiTheme="minorHAnsi" w:hAnsiTheme="minorHAnsi"/>
           <w:color w:val="auto"/>
         </w:rPr>
       </w:pPr>
       <w:r>
         <w:rPr>
+          <w:rFonts w:asciiTheme="minorHAnsi" w:hAnsiTheme="minorHAnsi"/>
           <w:color w:val="auto"/>
         </w:rPr>
         <w:t xml:space="preserve">Figure </w:t>
       </w:r>
       <w:r>
         <w:rPr>
+          <w:rFonts w:asciiTheme="minorHAnsi" w:hAnsiTheme="minorHAnsi"/>
           <w:color w:val="auto"/>
         </w:rPr>
         <w:t>4</w:t>
       </w:r>
       <w:r>
         <w:rPr>
+          <w:rFonts w:asciiTheme="minorHAnsi" w:hAnsiTheme="minorHAnsi"/>
           <w:color w:val="auto"/>
         </w:rPr>
         <w:t>. Mobile room briefing layout captured from the finished game build.</w:t>
@@ -3251,11 +3633,13 @@
         <w:pStyle w:val="Heading1"/>
         <w:pageBreakBefore/>
         <w:rPr>
+          <w:rFonts w:asciiTheme="minorHAnsi" w:hAnsiTheme="minorHAnsi" w:cstheme="minorBidi"/>
           <w:color w:val="auto"/>
         </w:rPr>
       </w:pPr>
       <w:r>
         <w:rPr>
+          <w:rFonts w:asciiTheme="minorHAnsi" w:hAnsiTheme="minorHAnsi" w:cstheme="minorBidi"/>
           <w:color w:val="auto"/>
         </w:rPr>
         <w:lastRenderedPageBreak/>
@@ -3265,8 +3649,14 @@
     <w:p>
       <w:pPr>
         <w:spacing w:after="120" w:line="259" w:lineRule="auto"/>
+        <w:rPr>
+          <w:rFonts w:asciiTheme="minorHAnsi" w:hAnsiTheme="minorHAnsi"/>
+        </w:rPr>
       </w:pPr>
       <w:r>
+        <w:rPr>
+          <w:rFonts w:asciiTheme="minorHAnsi" w:hAnsiTheme="minorHAnsi"/>
+        </w:rPr>
         <w:t>The project is organized as a small static web game. The structure is simple enough to explain and modify during review.</w:t>
       </w:r>
     </w:p>
@@ -3300,8 +3690,14 @@
             <w:vAlign w:val="center"/>
           </w:tcPr>
           <w:p>
+            <w:pPr>
+              <w:rPr>
+                <w:rFonts w:asciiTheme="minorHAnsi" w:hAnsiTheme="minorHAnsi"/>
+              </w:rPr>
+            </w:pPr>
             <w:r>
               <w:rPr>
+                <w:rFonts w:asciiTheme="minorHAnsi" w:hAnsiTheme="minorHAnsi"/>
                 <w:b/>
                 <w:sz w:val="18"/>
               </w:rPr>
@@ -3316,8 +3712,14 @@
             <w:vAlign w:val="center"/>
           </w:tcPr>
           <w:p>
+            <w:pPr>
+              <w:rPr>
+                <w:rFonts w:asciiTheme="minorHAnsi" w:hAnsiTheme="minorHAnsi"/>
+              </w:rPr>
+            </w:pPr>
             <w:r>
               <w:rPr>
+                <w:rFonts w:asciiTheme="minorHAnsi" w:hAnsiTheme="minorHAnsi"/>
                 <w:sz w:val="18"/>
               </w:rPr>
               <w:t>Defines the game screens: title menu, HUD, battle overlay, pause menu, explanation screen, and win/loss screens.</w:t>
@@ -3336,8 +3738,14 @@
             <w:vAlign w:val="center"/>
           </w:tcPr>
           <w:p>
+            <w:pPr>
+              <w:rPr>
+                <w:rFonts w:asciiTheme="minorHAnsi" w:hAnsiTheme="minorHAnsi"/>
+              </w:rPr>
+            </w:pPr>
             <w:r>
               <w:rPr>
+                <w:rFonts w:asciiTheme="minorHAnsi" w:hAnsiTheme="minorHAnsi"/>
                 <w:b/>
                 <w:sz w:val="18"/>
               </w:rPr>
@@ -3352,8 +3760,14 @@
             <w:vAlign w:val="center"/>
           </w:tcPr>
           <w:p>
+            <w:pPr>
+              <w:rPr>
+                <w:rFonts w:asciiTheme="minorHAnsi" w:hAnsiTheme="minorHAnsi"/>
+              </w:rPr>
+            </w:pPr>
             <w:r>
               <w:rPr>
+                <w:rFonts w:asciiTheme="minorHAnsi" w:hAnsiTheme="minorHAnsi"/>
                 <w:sz w:val="18"/>
               </w:rPr>
               <w:t>Controls layout, colors, responsive mobile behavior, HUD placement, and feedback animations.</w:t>
@@ -3372,8 +3786,14 @@
             <w:vAlign w:val="center"/>
           </w:tcPr>
           <w:p>
+            <w:pPr>
+              <w:rPr>
+                <w:rFonts w:asciiTheme="minorHAnsi" w:hAnsiTheme="minorHAnsi"/>
+              </w:rPr>
+            </w:pPr>
             <w:r>
               <w:rPr>
+                <w:rFonts w:asciiTheme="minorHAnsi" w:hAnsiTheme="minorHAnsi"/>
                 <w:b/>
                 <w:sz w:val="18"/>
               </w:rPr>
@@ -3388,8 +3808,14 @@
             <w:vAlign w:val="center"/>
           </w:tcPr>
           <w:p>
+            <w:pPr>
+              <w:rPr>
+                <w:rFonts w:asciiTheme="minorHAnsi" w:hAnsiTheme="minorHAnsi"/>
+              </w:rPr>
+            </w:pPr>
             <w:r>
               <w:rPr>
+                <w:rFonts w:asciiTheme="minorHAnsi" w:hAnsiTheme="minorHAnsi"/>
                 <w:sz w:val="18"/>
               </w:rPr>
               <w:t>Contains game state, room setup, player movement, enemy AI, battle puzzles, health, localization, and final win/loss logic.</w:t>
@@ -3408,9 +3834,15 @@
             <w:vAlign w:val="center"/>
           </w:tcPr>
           <w:p>
+            <w:pPr>
+              <w:rPr>
+                <w:rFonts w:asciiTheme="minorHAnsi" w:hAnsiTheme="minorHAnsi"/>
+              </w:rPr>
+            </w:pPr>
             <w:proofErr w:type="spellStart"/>
             <w:r>
               <w:rPr>
+                <w:rFonts w:asciiTheme="minorHAnsi" w:hAnsiTheme="minorHAnsi"/>
                 <w:b/>
                 <w:sz w:val="18"/>
               </w:rPr>
@@ -3426,8 +3858,14 @@
             <w:vAlign w:val="center"/>
           </w:tcPr>
           <w:p>
+            <w:pPr>
+              <w:rPr>
+                <w:rFonts w:asciiTheme="minorHAnsi" w:hAnsiTheme="minorHAnsi"/>
+              </w:rPr>
+            </w:pPr>
             <w:r>
               <w:rPr>
+                <w:rFonts w:asciiTheme="minorHAnsi" w:hAnsiTheme="minorHAnsi"/>
                 <w:sz w:val="18"/>
               </w:rPr>
               <w:t>Provides install/app metadata for mobile browser support.</w:t>
@@ -3446,8 +3884,14 @@
             <w:vAlign w:val="center"/>
           </w:tcPr>
           <w:p>
+            <w:pPr>
+              <w:rPr>
+                <w:rFonts w:asciiTheme="minorHAnsi" w:hAnsiTheme="minorHAnsi"/>
+              </w:rPr>
+            </w:pPr>
             <w:r>
               <w:rPr>
+                <w:rFonts w:asciiTheme="minorHAnsi" w:hAnsiTheme="minorHAnsi"/>
                 <w:b/>
                 <w:sz w:val="18"/>
               </w:rPr>
@@ -3462,8 +3906,14 @@
             <w:vAlign w:val="center"/>
           </w:tcPr>
           <w:p>
+            <w:pPr>
+              <w:rPr>
+                <w:rFonts w:asciiTheme="minorHAnsi" w:hAnsiTheme="minorHAnsi"/>
+              </w:rPr>
+            </w:pPr>
             <w:r>
               <w:rPr>
+                <w:rFonts w:asciiTheme="minorHAnsi" w:hAnsiTheme="minorHAnsi"/>
                 <w:sz w:val="18"/>
               </w:rPr>
               <w:t>Basic service worker file for the web app shell.</w:t>
@@ -3475,17 +3925,22 @@
     <w:p>
       <w:pPr>
         <w:spacing w:after="40"/>
+        <w:rPr>
+          <w:rFonts w:asciiTheme="minorHAnsi" w:hAnsiTheme="minorHAnsi"/>
+        </w:rPr>
       </w:pPr>
     </w:p>
     <w:p>
       <w:pPr>
         <w:pStyle w:val="Heading1"/>
         <w:rPr>
+          <w:rFonts w:asciiTheme="minorHAnsi" w:hAnsiTheme="minorHAnsi" w:cstheme="minorBidi"/>
           <w:color w:val="auto"/>
         </w:rPr>
       </w:pPr>
       <w:r>
         <w:rPr>
+          <w:rFonts w:asciiTheme="minorHAnsi" w:hAnsiTheme="minorHAnsi" w:cstheme="minorBidi"/>
           <w:color w:val="auto"/>
         </w:rPr>
         <w:t>8. Simple Parameters That Can Be Changed</w:t>
@@ -3494,8 +3949,14 @@
     <w:p>
       <w:pPr>
         <w:spacing w:after="120" w:line="259" w:lineRule="auto"/>
+        <w:rPr>
+          <w:rFonts w:asciiTheme="minorHAnsi" w:hAnsiTheme="minorHAnsi"/>
+        </w:rPr>
       </w:pPr>
       <w:r>
+        <w:rPr>
+          <w:rFonts w:asciiTheme="minorHAnsi" w:hAnsiTheme="minorHAnsi"/>
+        </w:rPr>
         <w:t>Many gameplay values are controlled by constants near the top of game.js. This makes balancing easy during testing.</w:t>
       </w:r>
     </w:p>
@@ -3529,8 +3990,14 @@
             <w:vAlign w:val="center"/>
           </w:tcPr>
           <w:p>
+            <w:pPr>
+              <w:rPr>
+                <w:rFonts w:asciiTheme="minorHAnsi" w:hAnsiTheme="minorHAnsi"/>
+              </w:rPr>
+            </w:pPr>
             <w:r>
               <w:rPr>
+                <w:rFonts w:asciiTheme="minorHAnsi" w:hAnsiTheme="minorHAnsi"/>
                 <w:b/>
                 <w:sz w:val="18"/>
               </w:rPr>
@@ -3545,8 +4012,14 @@
             <w:vAlign w:val="center"/>
           </w:tcPr>
           <w:p>
+            <w:pPr>
+              <w:rPr>
+                <w:rFonts w:asciiTheme="minorHAnsi" w:hAnsiTheme="minorHAnsi"/>
+              </w:rPr>
+            </w:pPr>
             <w:r>
               <w:rPr>
+                <w:rFonts w:asciiTheme="minorHAnsi" w:hAnsiTheme="minorHAnsi"/>
                 <w:sz w:val="18"/>
               </w:rPr>
               <w:t xml:space="preserve">The player starts with hp and </w:t>
@@ -3554,6 +4027,7 @@
             <w:proofErr w:type="spellStart"/>
             <w:r>
               <w:rPr>
+                <w:rFonts w:asciiTheme="minorHAnsi" w:hAnsiTheme="minorHAnsi"/>
                 <w:sz w:val="18"/>
               </w:rPr>
               <w:t>maxHp</w:t>
@@ -3561,6 +4035,7 @@
             <w:proofErr w:type="spellEnd"/>
             <w:r>
               <w:rPr>
+                <w:rFonts w:asciiTheme="minorHAnsi" w:hAnsiTheme="minorHAnsi"/>
                 <w:sz w:val="18"/>
               </w:rPr>
               <w:t xml:space="preserve"> values in </w:t>
@@ -3568,6 +4043,7 @@
             <w:proofErr w:type="spellStart"/>
             <w:r>
               <w:rPr>
+                <w:rFonts w:asciiTheme="minorHAnsi" w:hAnsiTheme="minorHAnsi"/>
                 <w:sz w:val="18"/>
               </w:rPr>
               <w:t>initG</w:t>
@@ -3575,6 +4051,7 @@
             <w:proofErr w:type="spellEnd"/>
             <w:r>
               <w:rPr>
+                <w:rFonts w:asciiTheme="minorHAnsi" w:hAnsiTheme="minorHAnsi"/>
                 <w:sz w:val="18"/>
               </w:rPr>
               <w:t>().</w:t>
@@ -3593,8 +4070,14 @@
             <w:vAlign w:val="center"/>
           </w:tcPr>
           <w:p>
+            <w:pPr>
+              <w:rPr>
+                <w:rFonts w:asciiTheme="minorHAnsi" w:hAnsiTheme="minorHAnsi"/>
+              </w:rPr>
+            </w:pPr>
             <w:r>
               <w:rPr>
+                <w:rFonts w:asciiTheme="minorHAnsi" w:hAnsiTheme="minorHAnsi"/>
                 <w:b/>
                 <w:sz w:val="18"/>
               </w:rPr>
@@ -3609,8 +4092,14 @@
             <w:vAlign w:val="center"/>
           </w:tcPr>
           <w:p>
+            <w:pPr>
+              <w:rPr>
+                <w:rFonts w:asciiTheme="minorHAnsi" w:hAnsiTheme="minorHAnsi"/>
+              </w:rPr>
+            </w:pPr>
             <w:r>
               <w:rPr>
+                <w:rFonts w:asciiTheme="minorHAnsi" w:hAnsiTheme="minorHAnsi"/>
                 <w:sz w:val="18"/>
               </w:rPr>
               <w:t>BATTLE_TIME_LIMIT controls the base puzzle timer.</w:t>
@@ -3629,8 +4118,14 @@
             <w:vAlign w:val="center"/>
           </w:tcPr>
           <w:p>
+            <w:pPr>
+              <w:rPr>
+                <w:rFonts w:asciiTheme="minorHAnsi" w:hAnsiTheme="minorHAnsi"/>
+              </w:rPr>
+            </w:pPr>
             <w:r>
               <w:rPr>
+                <w:rFonts w:asciiTheme="minorHAnsi" w:hAnsiTheme="minorHAnsi"/>
                 <w:b/>
                 <w:sz w:val="18"/>
               </w:rPr>
@@ -3645,8 +4140,14 @@
             <w:vAlign w:val="center"/>
           </w:tcPr>
           <w:p>
+            <w:pPr>
+              <w:rPr>
+                <w:rFonts w:asciiTheme="minorHAnsi" w:hAnsiTheme="minorHAnsi"/>
+              </w:rPr>
+            </w:pPr>
             <w:r>
               <w:rPr>
+                <w:rFonts w:asciiTheme="minorHAnsi" w:hAnsiTheme="minorHAnsi"/>
                 <w:sz w:val="18"/>
               </w:rPr>
               <w:t>WRONG_ANSWER_DAMAGE controls how much HP is lost for an incorrect answer.</w:t>
@@ -3665,9 +4166,15 @@
             <w:vAlign w:val="center"/>
           </w:tcPr>
           <w:p>
+            <w:pPr>
+              <w:rPr>
+                <w:rFonts w:asciiTheme="minorHAnsi" w:hAnsiTheme="minorHAnsi"/>
+              </w:rPr>
+            </w:pPr>
             <w:proofErr w:type="spellStart"/>
             <w:r>
               <w:rPr>
+                <w:rFonts w:asciiTheme="minorHAnsi" w:hAnsiTheme="minorHAnsi"/>
                 <w:b/>
                 <w:sz w:val="18"/>
               </w:rPr>
@@ -3676,6 +4183,7 @@
             <w:proofErr w:type="spellEnd"/>
             <w:r>
               <w:rPr>
+                <w:rFonts w:asciiTheme="minorHAnsi" w:hAnsiTheme="minorHAnsi"/>
                 <w:b/>
                 <w:sz w:val="18"/>
               </w:rPr>
@@ -3690,8 +4198,14 @@
             <w:vAlign w:val="center"/>
           </w:tcPr>
           <w:p>
+            <w:pPr>
+              <w:rPr>
+                <w:rFonts w:asciiTheme="minorHAnsi" w:hAnsiTheme="minorHAnsi"/>
+              </w:rPr>
+            </w:pPr>
             <w:r>
               <w:rPr>
+                <w:rFonts w:asciiTheme="minorHAnsi" w:hAnsiTheme="minorHAnsi"/>
                 <w:sz w:val="18"/>
               </w:rPr>
               <w:t>MEDKIT_HEAL controls how much health a healing item restores.</w:t>
@@ -3710,8 +4224,14 @@
             <w:vAlign w:val="center"/>
           </w:tcPr>
           <w:p>
+            <w:pPr>
+              <w:rPr>
+                <w:rFonts w:asciiTheme="minorHAnsi" w:hAnsiTheme="minorHAnsi"/>
+              </w:rPr>
+            </w:pPr>
             <w:r>
               <w:rPr>
+                <w:rFonts w:asciiTheme="minorHAnsi" w:hAnsiTheme="minorHAnsi"/>
                 <w:b/>
                 <w:sz w:val="18"/>
               </w:rPr>
@@ -3726,8 +4246,14 @@
             <w:vAlign w:val="center"/>
           </w:tcPr>
           <w:p>
+            <w:pPr>
+              <w:rPr>
+                <w:rFonts w:asciiTheme="minorHAnsi" w:hAnsiTheme="minorHAnsi"/>
+              </w:rPr>
+            </w:pPr>
             <w:r>
               <w:rPr>
+                <w:rFonts w:asciiTheme="minorHAnsi" w:hAnsiTheme="minorHAnsi"/>
                 <w:sz w:val="18"/>
               </w:rPr>
               <w:t>ROOM_DAEMONS controls how many daemons appear in each room.</w:t>
@@ -3746,8 +4272,14 @@
             <w:vAlign w:val="center"/>
           </w:tcPr>
           <w:p>
+            <w:pPr>
+              <w:rPr>
+                <w:rFonts w:asciiTheme="minorHAnsi" w:hAnsiTheme="minorHAnsi"/>
+              </w:rPr>
+            </w:pPr>
             <w:r>
               <w:rPr>
+                <w:rFonts w:asciiTheme="minorHAnsi" w:hAnsiTheme="minorHAnsi"/>
                 <w:b/>
                 <w:sz w:val="18"/>
               </w:rPr>
@@ -3762,8 +4294,14 @@
             <w:vAlign w:val="center"/>
           </w:tcPr>
           <w:p>
+            <w:pPr>
+              <w:rPr>
+                <w:rFonts w:asciiTheme="minorHAnsi" w:hAnsiTheme="minorHAnsi"/>
+              </w:rPr>
+            </w:pPr>
             <w:r>
               <w:rPr>
+                <w:rFonts w:asciiTheme="minorHAnsi" w:hAnsiTheme="minorHAnsi"/>
                 <w:sz w:val="18"/>
               </w:rPr>
               <w:t>ROOK_SIGHT_RANGE, BISHOP_SIGHT_RANGE, and DAEMON_AWARENESS_RANGE control enemy detection.</w:t>
@@ -3775,17 +4313,22 @@
     <w:p>
       <w:pPr>
         <w:spacing w:after="40"/>
+        <w:rPr>
+          <w:rFonts w:asciiTheme="minorHAnsi" w:hAnsiTheme="minorHAnsi"/>
+        </w:rPr>
       </w:pPr>
     </w:p>
     <w:p>
       <w:pPr>
         <w:pStyle w:val="Heading1"/>
         <w:rPr>
+          <w:rFonts w:asciiTheme="minorHAnsi" w:hAnsiTheme="minorHAnsi" w:cstheme="minorBidi"/>
           <w:color w:val="auto"/>
         </w:rPr>
       </w:pPr>
       <w:r>
         <w:rPr>
+          <w:rFonts w:asciiTheme="minorHAnsi" w:hAnsiTheme="minorHAnsi" w:cstheme="minorBidi"/>
           <w:color w:val="auto"/>
         </w:rPr>
         <w:t>9. Testing and Final Build</w:t>
@@ -3794,32 +4337,59 @@
     <w:p>
       <w:pPr>
         <w:spacing w:after="120" w:line="259" w:lineRule="auto"/>
+        <w:rPr>
+          <w:rFonts w:asciiTheme="minorHAnsi" w:hAnsiTheme="minorHAnsi"/>
+        </w:rPr>
       </w:pPr>
       <w:r>
+        <w:rPr>
+          <w:rFonts w:asciiTheme="minorHAnsi" w:hAnsiTheme="minorHAnsi"/>
+        </w:rPr>
         <w:t>The final product was tested through repeated browser runs on desktop and mobile-sized views. Testing focused on movement, responsive layout, enemy behavior, puzzle flow, wrong-answer feedback, language switching, and the QR-linked hosted deployment.</w:t>
       </w:r>
       <w:r>
+        <w:rPr>
+          <w:rFonts w:asciiTheme="minorHAnsi" w:hAnsiTheme="minorHAnsi"/>
+        </w:rPr>
         <w:t xml:space="preserve"> </w:t>
       </w:r>
       <w:r>
+        <w:rPr>
+          <w:rFonts w:asciiTheme="minorHAnsi" w:hAnsiTheme="minorHAnsi"/>
+        </w:rPr>
         <w:t>In the end, t</w:t>
       </w:r>
       <w:r>
+        <w:rPr>
+          <w:rFonts w:asciiTheme="minorHAnsi" w:hAnsiTheme="minorHAnsi"/>
+        </w:rPr>
         <w:t>he feedback from picked students</w:t>
       </w:r>
       <w:r>
+        <w:rPr>
+          <w:rFonts w:asciiTheme="minorHAnsi" w:hAnsiTheme="minorHAnsi"/>
+        </w:rPr>
         <w:t>/friends</w:t>
       </w:r>
       <w:r>
+        <w:rPr>
+          <w:rFonts w:asciiTheme="minorHAnsi" w:hAnsiTheme="minorHAnsi"/>
+        </w:rPr>
         <w:t xml:space="preserve"> was overwhelmingly positive</w:t>
       </w:r>
       <w:r>
+        <w:rPr>
+          <w:rFonts w:asciiTheme="minorHAnsi" w:hAnsiTheme="minorHAnsi"/>
+        </w:rPr>
         <w:t>, some had issues and suggestions which we later fixed/added.</w:t>
       </w:r>
     </w:p>
     <w:p>
       <w:pPr>
         <w:spacing w:after="60"/>
+        <w:rPr>
+          <w:rFonts w:asciiTheme="minorHAnsi" w:hAnsiTheme="minorHAnsi"/>
+        </w:rPr>
       </w:pPr>
     </w:p>
     <w:sectPr>

--- a/Cipher Breach Documentation.docx
+++ b/Cipher Breach Documentation.docx
@@ -108,7 +108,9 @@
         <w:spacing w:after="0"/>
         <w:jc w:val="center"/>
         <w:rPr>
-          <w:rFonts w:asciiTheme="minorHAnsi" w:hAnsiTheme="minorHAnsi"/>
+          <w:rFonts w:asciiTheme="minorHAnsi" w:eastAsia="Times New Roman" w:hAnsiTheme="minorHAnsi"/>
+          <w:b/>
+          <w:sz w:val="30"/>
         </w:rPr>
       </w:pPr>
       <w:r>
@@ -122,6 +124,7 @@
     </w:p>
     <w:p>
       <w:pPr>
+        <w:spacing w:after="0"/>
         <w:jc w:val="center"/>
         <w:rPr>
           <w:rFonts w:asciiTheme="minorHAnsi" w:hAnsiTheme="minorHAnsi"/>
@@ -135,11 +138,45 @@
           <w:rFonts w:asciiTheme="minorHAnsi" w:hAnsiTheme="minorHAnsi"/>
         </w:rPr>
       </w:pPr>
+    </w:p>
+    <w:p>
+      <w:pPr>
+        <w:jc w:val="center"/>
+        <w:rPr>
+          <w:rFonts w:asciiTheme="minorHAnsi" w:eastAsia="Times New Roman" w:hAnsiTheme="minorHAnsi"/>
+          <w:b/>
+          <w:sz w:val="36"/>
+          <w:szCs w:val="16"/>
+        </w:rPr>
+      </w:pPr>
+    </w:p>
+    <w:p>
+      <w:pPr>
+        <w:jc w:val="center"/>
+        <w:rPr>
+          <w:rFonts w:asciiTheme="minorHAnsi" w:eastAsia="Times New Roman" w:hAnsiTheme="minorHAnsi"/>
+          <w:b/>
+          <w:sz w:val="36"/>
+          <w:szCs w:val="16"/>
+        </w:rPr>
+      </w:pPr>
+    </w:p>
+    <w:p>
+      <w:pPr>
+        <w:jc w:val="center"/>
+        <w:rPr>
+          <w:rFonts w:asciiTheme="minorHAnsi" w:eastAsia="Times New Roman" w:hAnsiTheme="minorHAnsi"/>
+          <w:b/>
+          <w:sz w:val="36"/>
+          <w:szCs w:val="16"/>
+        </w:rPr>
+      </w:pPr>
       <w:r>
         <w:rPr>
           <w:rFonts w:asciiTheme="minorHAnsi" w:eastAsia="Times New Roman" w:hAnsiTheme="minorHAnsi"/>
           <w:b/>
-          <w:sz w:val="48"/>
+          <w:sz w:val="36"/>
+          <w:szCs w:val="16"/>
         </w:rPr>
         <w:t>Project Report</w:t>
       </w:r>
@@ -165,7 +202,8 @@
       <w:pPr>
         <w:jc w:val="center"/>
         <w:rPr>
-          <w:rFonts w:asciiTheme="minorHAnsi" w:hAnsiTheme="minorHAnsi"/>
+          <w:rFonts w:asciiTheme="minorHAnsi" w:eastAsia="Times New Roman" w:hAnsiTheme="minorHAnsi"/>
+          <w:sz w:val="30"/>
         </w:rPr>
       </w:pPr>
       <w:r>
@@ -175,6 +213,31 @@
         </w:rPr>
         <w:t>A 3D Cryptography Game</w:t>
       </w:r>
+    </w:p>
+    <w:p>
+      <w:pPr>
+        <w:jc w:val="center"/>
+        <w:rPr>
+          <w:rFonts w:asciiTheme="minorHAnsi" w:eastAsia="Times New Roman" w:hAnsiTheme="minorHAnsi"/>
+          <w:sz w:val="30"/>
+        </w:rPr>
+      </w:pPr>
+    </w:p>
+    <w:p>
+      <w:pPr>
+        <w:jc w:val="center"/>
+        <w:rPr>
+          <w:rFonts w:asciiTheme="minorHAnsi" w:eastAsia="Times New Roman" w:hAnsiTheme="minorHAnsi"/>
+          <w:sz w:val="30"/>
+        </w:rPr>
+      </w:pPr>
+    </w:p>
+    <w:p>
+      <w:pPr>
+        <w:rPr>
+          <w:rFonts w:asciiTheme="minorHAnsi" w:hAnsiTheme="minorHAnsi"/>
+        </w:rPr>
+      </w:pPr>
     </w:p>
     <w:p>
       <w:pPr>
@@ -325,60 +388,6 @@
     </w:p>
     <w:p>
       <w:pPr>
-        <w:spacing w:after="160"/>
-        <w:jc w:val="center"/>
-        <w:rPr>
-          <w:rFonts w:asciiTheme="minorHAnsi" w:hAnsiTheme="minorHAnsi"/>
-        </w:rPr>
-      </w:pPr>
-    </w:p>
-    <w:p>
-      <w:pPr>
-        <w:spacing w:after="160"/>
-        <w:jc w:val="center"/>
-        <w:rPr>
-          <w:rFonts w:asciiTheme="minorHAnsi" w:hAnsiTheme="minorHAnsi"/>
-        </w:rPr>
-      </w:pPr>
-    </w:p>
-    <w:p>
-      <w:pPr>
-        <w:spacing w:after="160"/>
-        <w:jc w:val="center"/>
-        <w:rPr>
-          <w:rFonts w:asciiTheme="minorHAnsi" w:hAnsiTheme="minorHAnsi"/>
-        </w:rPr>
-      </w:pPr>
-    </w:p>
-    <w:p>
-      <w:pPr>
-        <w:spacing w:after="160"/>
-        <w:jc w:val="center"/>
-        <w:rPr>
-          <w:rFonts w:asciiTheme="minorHAnsi" w:hAnsiTheme="minorHAnsi"/>
-        </w:rPr>
-      </w:pPr>
-    </w:p>
-    <w:p>
-      <w:pPr>
-        <w:spacing w:after="160"/>
-        <w:jc w:val="center"/>
-        <w:rPr>
-          <w:rFonts w:asciiTheme="minorHAnsi" w:hAnsiTheme="minorHAnsi"/>
-        </w:rPr>
-      </w:pPr>
-    </w:p>
-    <w:p>
-      <w:pPr>
-        <w:spacing w:after="160"/>
-        <w:jc w:val="center"/>
-        <w:rPr>
-          <w:rFonts w:asciiTheme="minorHAnsi" w:hAnsiTheme="minorHAnsi"/>
-        </w:rPr>
-      </w:pPr>
-    </w:p>
-    <w:p>
-      <w:pPr>
         <w:jc w:val="center"/>
         <w:rPr>
           <w:rFonts w:asciiTheme="minorHAnsi" w:hAnsiTheme="minorHAnsi"/>
@@ -441,12 +450,6 @@
           <w:rFonts w:asciiTheme="minorHAnsi" w:hAnsiTheme="minorHAnsi"/>
         </w:rPr>
       </w:pPr>
-      <w:r>
-        <w:rPr>
-          <w:rFonts w:asciiTheme="minorHAnsi" w:hAnsiTheme="minorHAnsi"/>
-        </w:rPr>
-        <w:br/>
-      </w:r>
     </w:p>
     <w:p>
       <w:pPr>
@@ -1403,25 +1406,7 @@
           <w:sz w:val="24"/>
           <w:szCs w:val="28"/>
         </w:rPr>
-        <w:t xml:space="preserve">Support mobile by adapting </w:t>
-      </w:r>
-      <w:proofErr w:type="gramStart"/>
-      <w:r>
-        <w:rPr>
-          <w:rFonts w:asciiTheme="minorHAnsi" w:hAnsiTheme="minorHAnsi"/>
-          <w:sz w:val="24"/>
-          <w:szCs w:val="28"/>
-        </w:rPr>
-        <w:t>the HUD</w:t>
-      </w:r>
-      <w:proofErr w:type="gramEnd"/>
-      <w:r>
-        <w:rPr>
-          <w:rFonts w:asciiTheme="minorHAnsi" w:hAnsiTheme="minorHAnsi"/>
-          <w:sz w:val="24"/>
-          <w:szCs w:val="28"/>
-        </w:rPr>
-        <w:t xml:space="preserve">, </w:t>
+        <w:t xml:space="preserve">Support mobile by adapting the HUD, </w:t>
       </w:r>
       <w:proofErr w:type="spellStart"/>
       <w:r>
@@ -1692,25 +1677,7 @@
                 <w:sz w:val="20"/>
                 <w:szCs w:val="24"/>
               </w:rPr>
-              <w:t xml:space="preserve">If intercepted, solve the cipher challenge before </w:t>
-            </w:r>
-            <w:proofErr w:type="gramStart"/>
-            <w:r>
-              <w:rPr>
-                <w:rFonts w:asciiTheme="minorHAnsi" w:hAnsiTheme="minorHAnsi"/>
-                <w:sz w:val="20"/>
-                <w:szCs w:val="24"/>
-              </w:rPr>
-              <w:t>taking</w:t>
-            </w:r>
-            <w:proofErr w:type="gramEnd"/>
-            <w:r>
-              <w:rPr>
-                <w:rFonts w:asciiTheme="minorHAnsi" w:hAnsiTheme="minorHAnsi"/>
-                <w:sz w:val="20"/>
-                <w:szCs w:val="24"/>
-              </w:rPr>
-              <w:t xml:space="preserve"> too much damage.</w:t>
+              <w:t>If intercepted, solve the cipher challenge before taking too much damage.</w:t>
             </w:r>
           </w:p>
         </w:tc>
@@ -1763,25 +1730,7 @@
                 <w:sz w:val="20"/>
                 <w:szCs w:val="24"/>
               </w:rPr>
-              <w:t xml:space="preserve">Defeat the keyholder, collect the exit key, and reach </w:t>
-            </w:r>
-            <w:proofErr w:type="gramStart"/>
-            <w:r>
-              <w:rPr>
-                <w:rFonts w:asciiTheme="minorHAnsi" w:hAnsiTheme="minorHAnsi"/>
-                <w:sz w:val="20"/>
-                <w:szCs w:val="24"/>
-              </w:rPr>
-              <w:t>the exit</w:t>
-            </w:r>
-            <w:proofErr w:type="gramEnd"/>
-            <w:r>
-              <w:rPr>
-                <w:rFonts w:asciiTheme="minorHAnsi" w:hAnsiTheme="minorHAnsi"/>
-                <w:sz w:val="20"/>
-                <w:szCs w:val="24"/>
-              </w:rPr>
-              <w:t xml:space="preserve"> node.</w:t>
+              <w:t>Defeat the keyholder, collect the exit key, and reach the exit node.</w:t>
             </w:r>
           </w:p>
         </w:tc>
@@ -2176,23 +2125,13 @@
                 <w:szCs w:val="28"/>
               </w:rPr>
             </w:pPr>
-            <w:proofErr w:type="gramStart"/>
             <w:r>
               <w:rPr>
                 <w:rFonts w:asciiTheme="minorHAnsi" w:hAnsiTheme="minorHAnsi"/>
                 <w:sz w:val="20"/>
                 <w:szCs w:val="28"/>
               </w:rPr>
-              <w:t>Uses</w:t>
-            </w:r>
-            <w:proofErr w:type="gramEnd"/>
-            <w:r>
-              <w:rPr>
-                <w:rFonts w:asciiTheme="minorHAnsi" w:hAnsiTheme="minorHAnsi"/>
-                <w:sz w:val="20"/>
-                <w:szCs w:val="28"/>
-              </w:rPr>
-              <w:t xml:space="preserve"> a shown letter shift to recover the original protected word.</w:t>
+              <w:t>Uses a shown letter shift to recover the original protected word.</w:t>
             </w:r>
           </w:p>
         </w:tc>
@@ -3329,25 +3268,7 @@
                 <w:sz w:val="20"/>
                 <w:szCs w:val="24"/>
               </w:rPr>
-              <w:t xml:space="preserve">, health, turns, key state, damage pulses, and </w:t>
-            </w:r>
-            <w:proofErr w:type="gramStart"/>
-            <w:r>
-              <w:rPr>
-                <w:rFonts w:asciiTheme="minorHAnsi" w:hAnsiTheme="minorHAnsi"/>
-                <w:sz w:val="20"/>
-                <w:szCs w:val="24"/>
-              </w:rPr>
-              <w:t>wrong-answer</w:t>
-            </w:r>
-            <w:proofErr w:type="gramEnd"/>
-            <w:r>
-              <w:rPr>
-                <w:rFonts w:asciiTheme="minorHAnsi" w:hAnsiTheme="minorHAnsi"/>
-                <w:sz w:val="20"/>
-                <w:szCs w:val="24"/>
-              </w:rPr>
-              <w:t xml:space="preserve"> shake effects.</w:t>
+              <w:t>, health, turns, key state, damage pulses, and wrong-answer shake effects.</w:t>
             </w:r>
           </w:p>
         </w:tc>
